--- a/Volume 1/Chapter 03 - File Handling/SPA_Vol1_Ch3_Project1_Mini_File_Explorer.docx
+++ b/Volume 1/Chapter 03 - File Handling/SPA_Vol1_Ch3_Project1_Mini_File_Explorer.docx
@@ -1201,7 +1201,7 @@
         <w:keepNext/>
       </w:pPr>
       <w:r>
-        <w:t>Save each source and supporting file from this project into the matching path in the project layout. As in Chapter 1, notepad .\c\basic_explorer.c creates and opens one: choose Yes, type the file, save it with Ctrl+S, and close Notepad. Then install the TypeScript compiler for this project.</w:t>
+        <w:t>Next, let the tools create each project's settings file, as in Chapter 1. Remember, -o names the project folder: dotnet new console -o makes a C# project there, with a .csproj file and a starter Program.cs, which you replace with this project's code in the C# section. Remember, go.mod makes the folder a module: go mod init writes it, and its go line shows the Go version you have installed.</w:t>
       </w:r>
     </w:p>
     <w:p>
@@ -1212,9 +1212,298 @@
     <w:p>
       <w:pPr>
         <w:pStyle w:val="CommandBlock"/>
-      </w:pPr>
-      <w:r>
-        <w:t>npm --prefix .\typescript install --ignore-scripts --no-audit --no-fund</w:t>
+        <w:keepNext/>
+      </w:pPr>
+      <w:r>
+        <w:t>dotnet new console -o .\csharp\BasicExplorer</w:t>
+      </w:r>
+    </w:p>
+    <w:p>
+      <w:pPr>
+        <w:pStyle w:val="CommandBlock"/>
+        <w:keepNext/>
+      </w:pPr>
+      <w:r>
+        <w:t>dotnet new console -o .\csharp\Explorer</w:t>
+      </w:r>
+    </w:p>
+    <w:p>
+      <w:pPr>
+        <w:pStyle w:val="CommandBlock"/>
+      </w:pPr>
+      <w:r>
+        <w:t>go -C .\go mod init example.com/fileexplorer</w:t>
+      </w:r>
+    </w:p>
+    <w:p>
+      <w:pPr>
+        <w:keepNext/>
+      </w:pPr>
+    </w:p>
+    <w:p>
+      <w:pPr>
+        <w:keepNext/>
+      </w:pPr>
+      <w:r>
+        <w:t>Then make the TypeScript project's package.json and install its compiler. Remember, npm init -y, npm pkg, then npm install: Push-Location moves into .\typescript first, because npm init ignores --prefix, and Pop-Location moves back to mini-file-explorer.</w:t>
+      </w:r>
+    </w:p>
+    <w:p>
+      <w:pPr>
+        <w:keepNext/>
+      </w:pPr>
+    </w:p>
+    <w:p>
+      <w:pPr>
+        <w:pStyle w:val="CommandBlock"/>
+        <w:keepNext/>
+      </w:pPr>
+      <w:r>
+        <w:t>Push-Location .\typescript</w:t>
+      </w:r>
+    </w:p>
+    <w:p>
+      <w:pPr>
+        <w:pStyle w:val="CommandBlock"/>
+        <w:keepNext/>
+      </w:pPr>
+      <w:r>
+        <w:t>npm init -y</w:t>
+      </w:r>
+    </w:p>
+    <w:p>
+      <w:pPr>
+        <w:pStyle w:val="CommandBlock"/>
+        <w:keepNext/>
+      </w:pPr>
+      <w:r>
+        <w:t>npm pkg set name=mini-file-explorer-typescript type=module</w:t>
+      </w:r>
+    </w:p>
+    <w:p>
+      <w:pPr>
+        <w:pStyle w:val="CommandBlock"/>
+        <w:keepNext/>
+      </w:pPr>
+      <w:r>
+        <w:t>npm pkg set private=true --json</w:t>
+      </w:r>
+    </w:p>
+    <w:p>
+      <w:pPr>
+        <w:pStyle w:val="CommandBlock"/>
+        <w:keepNext/>
+      </w:pPr>
+      <w:r>
+        <w:t>npm pkg set "scripts.check=tsc --noEmit" "scripts.build=tsc --noEmitOnError"</w:t>
+      </w:r>
+    </w:p>
+    <w:p>
+      <w:pPr>
+        <w:pStyle w:val="CommandBlock"/>
+        <w:keepNext/>
+      </w:pPr>
+      <w:r>
+        <w:t>npm pkg delete version description main keywords author license scripts.test</w:t>
+      </w:r>
+    </w:p>
+    <w:p>
+      <w:pPr>
+        <w:pStyle w:val="CommandBlock"/>
+        <w:keepNext/>
+      </w:pPr>
+      <w:r>
+        <w:t>npm install --save-dev --save-exact typescript@7.0.2 @types/node@24.13.5 `</w:t>
+      </w:r>
+    </w:p>
+    <w:p>
+      <w:pPr>
+        <w:pStyle w:val="CommandBlock"/>
+        <w:keepNext/>
+      </w:pPr>
+      <w:r>
+        <w:t xml:space="preserve">    --ignore-scripts --no-audit --no-fund</w:t>
+      </w:r>
+    </w:p>
+    <w:p>
+      <w:pPr>
+        <w:pStyle w:val="CommandBlock"/>
+      </w:pPr>
+      <w:r>
+        <w:t>Pop-Location</w:t>
+      </w:r>
+    </w:p>
+    <w:p>
+      <w:pPr>
+        <w:keepNext/>
+      </w:pPr>
+    </w:p>
+    <w:p>
+      <w:r>
+        <w:t>Then type the TypeScript compiler settings. As in Chapter 1, notepad .\typescript\tsconfig.json creates and opens the file: choose Yes, type the file, save it with Ctrl+S, and close Notepad.</w:t>
+      </w:r>
+    </w:p>
+    <w:p>
+      <w:pPr>
+        <w:keepNext/>
+      </w:pPr>
+    </w:p>
+    <w:p>
+      <w:pPr>
+        <w:pStyle w:val="Heading3"/>
+      </w:pPr>
+      <w:r>
+        <w:t>typescript/tsconfig.json</w:t>
+      </w:r>
+    </w:p>
+    <w:p>
+      <w:pPr>
+        <w:pStyle w:val="SourceCode"/>
+        <w:keepNext/>
+      </w:pPr>
+      <w:r>
+        <w:t>{</w:t>
+      </w:r>
+    </w:p>
+    <w:p>
+      <w:pPr>
+        <w:pStyle w:val="SourceCode"/>
+        <w:keepNext/>
+      </w:pPr>
+      <w:r>
+        <w:t xml:space="preserve">  "compilerOptions": {</w:t>
+      </w:r>
+    </w:p>
+    <w:p>
+      <w:pPr>
+        <w:pStyle w:val="SourceCode"/>
+      </w:pPr>
+      <w:r>
+        <w:t xml:space="preserve">    "target": "ES2022",</w:t>
+      </w:r>
+    </w:p>
+    <w:p>
+      <w:pPr>
+        <w:pStyle w:val="SourceCode"/>
+      </w:pPr>
+      <w:r>
+        <w:t xml:space="preserve">    "module": "NodeNext",</w:t>
+      </w:r>
+    </w:p>
+    <w:p>
+      <w:pPr>
+        <w:pStyle w:val="SourceCode"/>
+      </w:pPr>
+      <w:r>
+        <w:t xml:space="preserve">    "moduleResolution": "NodeNext",</w:t>
+      </w:r>
+    </w:p>
+    <w:p>
+      <w:pPr>
+        <w:pStyle w:val="SourceCode"/>
+      </w:pPr>
+      <w:r>
+        <w:t xml:space="preserve">    "rootDir": "src",</w:t>
+      </w:r>
+    </w:p>
+    <w:p>
+      <w:pPr>
+        <w:pStyle w:val="SourceCode"/>
+      </w:pPr>
+      <w:r>
+        <w:t xml:space="preserve">    "outDir": "dist",</w:t>
+      </w:r>
+    </w:p>
+    <w:p>
+      <w:pPr>
+        <w:pStyle w:val="SourceCode"/>
+      </w:pPr>
+      <w:r>
+        <w:t xml:space="preserve">    "strict": true,</w:t>
+      </w:r>
+    </w:p>
+    <w:p>
+      <w:pPr>
+        <w:pStyle w:val="SourceCode"/>
+      </w:pPr>
+      <w:r>
+        <w:t xml:space="preserve">    "types": [</w:t>
+      </w:r>
+    </w:p>
+    <w:p>
+      <w:pPr>
+        <w:pStyle w:val="SourceCode"/>
+      </w:pPr>
+      <w:r>
+        <w:t xml:space="preserve">      "node"</w:t>
+      </w:r>
+    </w:p>
+    <w:p>
+      <w:pPr>
+        <w:pStyle w:val="SourceCode"/>
+      </w:pPr>
+      <w:r>
+        <w:t xml:space="preserve">    ],</w:t>
+      </w:r>
+    </w:p>
+    <w:p>
+      <w:pPr>
+        <w:pStyle w:val="SourceCode"/>
+      </w:pPr>
+      <w:r>
+        <w:t xml:space="preserve">    "moduleDetection": "force"</w:t>
+      </w:r>
+    </w:p>
+    <w:p>
+      <w:pPr>
+        <w:pStyle w:val="SourceCode"/>
+      </w:pPr>
+      <w:r>
+        <w:t xml:space="preserve">  },</w:t>
+      </w:r>
+    </w:p>
+    <w:p>
+      <w:pPr>
+        <w:pStyle w:val="SourceCode"/>
+      </w:pPr>
+      <w:r>
+        <w:t xml:space="preserve">  "include": [</w:t>
+      </w:r>
+    </w:p>
+    <w:p>
+      <w:pPr>
+        <w:pStyle w:val="SourceCode"/>
+        <w:keepNext/>
+      </w:pPr>
+      <w:r>
+        <w:t xml:space="preserve">    "src/**/*.ts"</w:t>
+      </w:r>
+    </w:p>
+    <w:p>
+      <w:pPr>
+        <w:pStyle w:val="SourceCode"/>
+        <w:keepNext/>
+      </w:pPr>
+      <w:r>
+        <w:t xml:space="preserve">  ]</w:t>
+      </w:r>
+    </w:p>
+    <w:p>
+      <w:pPr>
+        <w:pStyle w:val="SourceCode"/>
+      </w:pPr>
+      <w:r>
+        <w:t>}</w:t>
+      </w:r>
+    </w:p>
+    <w:p>
+      <w:pPr>
+        <w:keepNext/>
+      </w:pPr>
+    </w:p>
+    <w:p>
+      <w:r>
+        <w:t>You save each source file in its language's section below, as each is shown, the same way.</w:t>
       </w:r>
     </w:p>
     <w:p>
@@ -1293,7 +1582,7 @@
         <w:keepNext/>
       </w:pPr>
       <w:r>
-        <w:t>Save each source and supporting file from this project into the matching path in the project layout. As in Chapter 1, nano ./c/basic_explorer.c creates and opens one: type the file, then save and close it with Ctrl+O, Enter, then Ctrl+X. Then install the TypeScript compiler for this project.</w:t>
+        <w:t>Then create the C#, Go, and TypeScript project files with the same commands as on Windows; cd moves into ./typescript for the npm lines, and cd .. moves back.</w:t>
       </w:r>
     </w:p>
     <w:p>
@@ -1304,9 +1593,118 @@
     <w:p>
       <w:pPr>
         <w:pStyle w:val="CommandBlock"/>
-      </w:pPr>
-      <w:r>
-        <w:t>npm --prefix ./typescript install --ignore-scripts --no-audit --no-fund</w:t>
+        <w:keepNext/>
+      </w:pPr>
+      <w:r>
+        <w:t>dotnet new console -o ./csharp/BasicExplorer</w:t>
+      </w:r>
+    </w:p>
+    <w:p>
+      <w:pPr>
+        <w:pStyle w:val="CommandBlock"/>
+        <w:keepNext/>
+      </w:pPr>
+      <w:r>
+        <w:t>dotnet new console -o ./csharp/Explorer</w:t>
+      </w:r>
+    </w:p>
+    <w:p>
+      <w:pPr>
+        <w:pStyle w:val="CommandBlock"/>
+        <w:keepNext/>
+      </w:pPr>
+      <w:r>
+        <w:t>go -C ./go mod init example.com/fileexplorer</w:t>
+      </w:r>
+    </w:p>
+    <w:p>
+      <w:pPr>
+        <w:pStyle w:val="CommandBlock"/>
+        <w:keepNext/>
+      </w:pPr>
+      <w:r>
+        <w:t>cd ./typescript</w:t>
+      </w:r>
+    </w:p>
+    <w:p>
+      <w:pPr>
+        <w:pStyle w:val="CommandBlock"/>
+        <w:keepNext/>
+      </w:pPr>
+      <w:r>
+        <w:t>npm init -y</w:t>
+      </w:r>
+    </w:p>
+    <w:p>
+      <w:pPr>
+        <w:pStyle w:val="CommandBlock"/>
+        <w:keepNext/>
+      </w:pPr>
+      <w:r>
+        <w:t>npm pkg set name=mini-file-explorer-typescript type=module</w:t>
+      </w:r>
+    </w:p>
+    <w:p>
+      <w:pPr>
+        <w:pStyle w:val="CommandBlock"/>
+        <w:keepNext/>
+      </w:pPr>
+      <w:r>
+        <w:t>npm pkg set private=true --json</w:t>
+      </w:r>
+    </w:p>
+    <w:p>
+      <w:pPr>
+        <w:pStyle w:val="CommandBlock"/>
+        <w:keepNext/>
+      </w:pPr>
+      <w:r>
+        <w:t>npm pkg set "scripts.check=tsc --noEmit" "scripts.build=tsc --noEmitOnError"</w:t>
+      </w:r>
+    </w:p>
+    <w:p>
+      <w:pPr>
+        <w:pStyle w:val="CommandBlock"/>
+        <w:keepNext/>
+      </w:pPr>
+      <w:r>
+        <w:t>npm pkg delete version description main keywords author license scripts.test</w:t>
+      </w:r>
+    </w:p>
+    <w:p>
+      <w:pPr>
+        <w:pStyle w:val="CommandBlock"/>
+        <w:keepNext/>
+      </w:pPr>
+      <w:r>
+        <w:t>npm install --save-dev --save-exact typescript@7.0.2 @types/node@24.13.5 \</w:t>
+      </w:r>
+    </w:p>
+    <w:p>
+      <w:pPr>
+        <w:pStyle w:val="CommandBlock"/>
+        <w:keepNext/>
+      </w:pPr>
+      <w:r>
+        <w:t xml:space="preserve">    --ignore-scripts --no-audit --no-fund</w:t>
+      </w:r>
+    </w:p>
+    <w:p>
+      <w:pPr>
+        <w:pStyle w:val="CommandBlock"/>
+      </w:pPr>
+      <w:r>
+        <w:t>cd ..</w:t>
+      </w:r>
+    </w:p>
+    <w:p>
+      <w:pPr>
+        <w:keepNext/>
+      </w:pPr>
+    </w:p>
+    <w:p>
+      <w:r>
+        <w:t>Type typescript/tsconfig.json exactly as shown in the Windows setup. You save each source file in its language's section below, as each is shown. As in Chapter 1, nano ./c/basic_explorer.c creates and opens one: type the file, then save and close it with Ctrl+O, Enter, then Ctrl+X.</w:t>
       </w:r>
     </w:p>
     <w:p>
@@ -43116,7 +43514,7 @@
     </w:p>
     <w:p>
       <w:r>
-        <w:t>These files are the same as in Chapter 2's projects, except that the project names change and go.mod names this project's Go module, example.com/fileexplorer.</w:t>
+        <w:t>These are the files the setup commands wrote, shown here so you can check yours. Your go line shows your own Go version, and the blank lines and the order of the package.json fields may differ.</w:t>
       </w:r>
     </w:p>
     <w:p>
@@ -43454,164 +43852,6 @@
       </w:pPr>
       <w:r>
         <w:t xml:space="preserve">  }</w:t>
-      </w:r>
-    </w:p>
-    <w:p>
-      <w:pPr>
-        <w:pStyle w:val="SourceCode"/>
-      </w:pPr>
-      <w:r>
-        <w:t>}</w:t>
-      </w:r>
-    </w:p>
-    <w:p>
-      <w:pPr>
-        <w:keepNext/>
-      </w:pPr>
-    </w:p>
-    <w:p>
-      <w:pPr>
-        <w:keepNext/>
-      </w:pPr>
-    </w:p>
-    <w:p>
-      <w:pPr>
-        <w:pStyle w:val="Heading2"/>
-      </w:pPr>
-      <w:r>
-        <w:t>typescript/tsconfig.json</w:t>
-      </w:r>
-    </w:p>
-    <w:p>
-      <w:pPr>
-        <w:pStyle w:val="SourceCode"/>
-        <w:keepNext/>
-      </w:pPr>
-      <w:r>
-        <w:t>{</w:t>
-      </w:r>
-    </w:p>
-    <w:p>
-      <w:pPr>
-        <w:pStyle w:val="SourceCode"/>
-        <w:keepNext/>
-      </w:pPr>
-      <w:r>
-        <w:t xml:space="preserve">  "compilerOptions": {</w:t>
-      </w:r>
-    </w:p>
-    <w:p>
-      <w:pPr>
-        <w:pStyle w:val="SourceCode"/>
-      </w:pPr>
-      <w:r>
-        <w:t xml:space="preserve">    "target": "ES2022",</w:t>
-      </w:r>
-    </w:p>
-    <w:p>
-      <w:pPr>
-        <w:pStyle w:val="SourceCode"/>
-      </w:pPr>
-      <w:r>
-        <w:t xml:space="preserve">    "module": "NodeNext",</w:t>
-      </w:r>
-    </w:p>
-    <w:p>
-      <w:pPr>
-        <w:pStyle w:val="SourceCode"/>
-      </w:pPr>
-      <w:r>
-        <w:t xml:space="preserve">    "moduleResolution": "NodeNext",</w:t>
-      </w:r>
-    </w:p>
-    <w:p>
-      <w:pPr>
-        <w:pStyle w:val="SourceCode"/>
-      </w:pPr>
-      <w:r>
-        <w:t xml:space="preserve">    "rootDir": "src",</w:t>
-      </w:r>
-    </w:p>
-    <w:p>
-      <w:pPr>
-        <w:pStyle w:val="SourceCode"/>
-      </w:pPr>
-      <w:r>
-        <w:t xml:space="preserve">    "outDir": "dist",</w:t>
-      </w:r>
-    </w:p>
-    <w:p>
-      <w:pPr>
-        <w:pStyle w:val="SourceCode"/>
-      </w:pPr>
-      <w:r>
-        <w:t xml:space="preserve">    "strict": true,</w:t>
-      </w:r>
-    </w:p>
-    <w:p>
-      <w:pPr>
-        <w:pStyle w:val="SourceCode"/>
-      </w:pPr>
-      <w:r>
-        <w:t xml:space="preserve">    "types": [</w:t>
-      </w:r>
-    </w:p>
-    <w:p>
-      <w:pPr>
-        <w:pStyle w:val="SourceCode"/>
-      </w:pPr>
-      <w:r>
-        <w:t xml:space="preserve">      "node"</w:t>
-      </w:r>
-    </w:p>
-    <w:p>
-      <w:pPr>
-        <w:pStyle w:val="SourceCode"/>
-      </w:pPr>
-      <w:r>
-        <w:t xml:space="preserve">    ],</w:t>
-      </w:r>
-    </w:p>
-    <w:p>
-      <w:pPr>
-        <w:pStyle w:val="SourceCode"/>
-      </w:pPr>
-      <w:r>
-        <w:t xml:space="preserve">    "moduleDetection": "force"</w:t>
-      </w:r>
-    </w:p>
-    <w:p>
-      <w:pPr>
-        <w:pStyle w:val="SourceCode"/>
-      </w:pPr>
-      <w:r>
-        <w:t xml:space="preserve">  },</w:t>
-      </w:r>
-    </w:p>
-    <w:p>
-      <w:pPr>
-        <w:pStyle w:val="SourceCode"/>
-      </w:pPr>
-      <w:r>
-        <w:t xml:space="preserve">  "include": [</w:t>
-      </w:r>
-    </w:p>
-    <w:p>
-      <w:pPr>
-        <w:pStyle w:val="SourceCode"/>
-        <w:keepNext/>
-      </w:pPr>
-      <w:r>
-        <w:t xml:space="preserve">    "src/**/*.ts"</w:t>
-      </w:r>
-    </w:p>
-    <w:p>
-      <w:pPr>
-        <w:pStyle w:val="SourceCode"/>
-        <w:keepNext/>
-      </w:pPr>
-      <w:r>
-        <w:t xml:space="preserve">  ]</w:t>
       </w:r>
     </w:p>
     <w:p>
@@ -45248,31 +45488,31 @@
       </w:rPr>
     </w:lvl>
   </w:abstractNum>
-  <w:num w:numId="1" w16cid:durableId="625039948">
+  <w:num w:numId="1" w16cid:durableId="647245574">
     <w:abstractNumId w:val="8"/>
   </w:num>
-  <w:num w:numId="2" w16cid:durableId="2046170149">
+  <w:num w:numId="2" w16cid:durableId="724916294">
     <w:abstractNumId w:val="6"/>
   </w:num>
-  <w:num w:numId="3" w16cid:durableId="1435055662">
+  <w:num w:numId="3" w16cid:durableId="436948809">
     <w:abstractNumId w:val="5"/>
   </w:num>
-  <w:num w:numId="4" w16cid:durableId="149255317">
+  <w:num w:numId="4" w16cid:durableId="1041514987">
     <w:abstractNumId w:val="4"/>
   </w:num>
-  <w:num w:numId="5" w16cid:durableId="669990947">
+  <w:num w:numId="5" w16cid:durableId="1294754801">
     <w:abstractNumId w:val="7"/>
   </w:num>
-  <w:num w:numId="6" w16cid:durableId="510492090">
+  <w:num w:numId="6" w16cid:durableId="1631593854">
     <w:abstractNumId w:val="3"/>
   </w:num>
-  <w:num w:numId="7" w16cid:durableId="1566187265">
+  <w:num w:numId="7" w16cid:durableId="1714429273">
     <w:abstractNumId w:val="2"/>
   </w:num>
-  <w:num w:numId="8" w16cid:durableId="113599912">
+  <w:num w:numId="8" w16cid:durableId="1437212219">
     <w:abstractNumId w:val="1"/>
   </w:num>
-  <w:num w:numId="9" w16cid:durableId="752975012">
+  <w:num w:numId="9" w16cid:durableId="2043747888">
     <w:abstractNumId w:val="0"/>
   </w:num>
 </w:numbering>

--- a/Volume 1/Chapter 03 - File Handling/SPA_Vol1_Ch3_Project1_Mini_File_Explorer.docx
+++ b/Volume 1/Chapter 03 - File Handling/SPA_Vol1_Ch3_Project1_Mini_File_Explorer.docx
@@ -478,6 +478,14 @@
         <w:pStyle w:val="ListBullet"/>
       </w:pPr>
       <w:r>
+        <w:t>Each language has its own sandbox, inside its own folder: .\c\sandbox for C, .\cpp\sandbox for C++, then csharp, go, python, and typescript. A language's explorer writes only into its own sandbox, so a file one language left behind can never change what another language's explorer shows. Each program joins its folder and sandbox with its path join, which takes any number of parts, and prints each path without the .\ at its front, so a printed C path begins with c: that c is the C folder, not drive C.</w:t>
+      </w:r>
+    </w:p>
+    <w:p>
+      <w:pPr>
+        <w:pStyle w:val="ListBullet"/>
+      </w:pPr>
+      <w:r>
         <w:t>A command loop repeats while a bool, running, stays true. Each pass shows the prompt explorer&gt;, reads one command, runs it, and comes back. Only quit sets running to false. When input has ended, every language's read function returns empty text, and empty text closes the explorer as quit does, so the loop can never keep asking forever.</w:t>
       </w:r>
     </w:p>
@@ -502,10 +510,10 @@
         <w:pStyle w:val="ListBullet"/>
       </w:pPr>
       <w:r>
-        <w:t xml:space="preserve">The sandbox rule: a name must be a plain name, not a path. is_plain_name refuses empty text, any name that ends in a dot or a space, and any name holding \ or / (a separator reaches into another folder) or : (on Windows, C: names a drive). Windows quietly drops dots and spaces from the end of a name, so ".. " would mean .., the folder above; refusing every name that ends in a dot or a space also refuses . and .. (the folder itself and the folder above it). Every accepted name is joined to sandbox, so every </w:t>
-      </w:r>
-      <w:r>
-        <w:t>path the explorer uses is inside it. The move command asks for a folder, also a plain name, so a file moves into one of the sandbox's own folders.</w:t>
+        <w:t>The sandbox rule: a name must be a plain name, not a path. is_plain_name refuses empty text, any name that ends in a dot or a space, and any name holding \ or / (a separator reaches into another folder) or : (on Windows, C: names a drive). Windows quietly drops dots and spaces from the end of a name, so ".. " would mean .., the folder above; refusing every name that ends in a dot or a space also refuses . and .. (the folder itself and the folder above it). Every accepted name is joined to the language's san</w:t>
+      </w:r>
+      <w:r>
+        <w:t>dbox, so every path the explorer uses is inside it. The move command asks for a folder, also a plain name, so a file moves into one of the sandbox's own folders.</w:t>
       </w:r>
     </w:p>
     <w:p>
@@ -634,7 +642,7 @@
         <w:keepNext/>
       </w:pPr>
       <w:r>
-        <w:t>Join the Name to sandbox and Call the Module's Function</w:t>
+        <w:t>Join the Name to the Language's Sandbox and Call the Module's Function</w:t>
       </w:r>
     </w:p>
     <w:p>
@@ -708,7 +716,7 @@
         <w:pStyle w:val="ListBullet"/>
       </w:pPr>
       <w:r>
-        <w:t>Every name is checked with is_plain_name and joined to the folder sandbox. A name that is empty, ends in a dot or a space, or holds \, /, or : prints Error: not a name inside the sandbox: and the name in quotes, and nothing is touched.</w:t>
+        <w:t>Every name is checked with is_plain_name and joined to the language's own sandbox folder: .\c\sandbox for C, .\cpp\sandbox for C++, and so on. A name that is empty, ends in a dot or a space, or holds \, /, or : prints Error: not a name inside the sandbox: and the name in quotes, and nothing is touched.</w:t>
       </w:r>
     </w:p>
     <w:p>
@@ -732,7 +740,7 @@
         <w:pStyle w:val="ListBullet"/>
       </w:pPr>
       <w:r>
-        <w:t>Every language prints identical lines for the same commands, apart from the machine's own folder in the Sandbox and Path lines, the time in the Modified line, and / in place of \ on Linux and macOS. Every run ends with exit code 0.</w:t>
+        <w:t>Every language prints identical lines for the same commands, apart from its own folder name in every path, the machine's own folder in the Sandbox and Path lines, the time in the Modified line, and / in place of \ on Linux and macOS. Every run ends with exit code 0.</w:t>
       </w:r>
     </w:p>
     <w:p>
@@ -740,7 +748,7 @@
         <w:pStyle w:val="ListBullet"/>
       </w:pPr>
       <w:r>
-        <w:t>Nothing outside the sandbox is read or changed, and no command deletes a folder or deletes recursively.</w:t>
+        <w:t>Nothing outside the language's sandbox is read or changed, and no command deletes a folder or deletes recursively.</w:t>
       </w:r>
     </w:p>
     <w:p>
@@ -813,6 +821,14 @@
         <w:pStyle w:val="CommandBlock"/>
       </w:pPr>
       <w:r>
+        <w:t xml:space="preserve">  c/sandbox/</w:t>
+      </w:r>
+    </w:p>
+    <w:p>
+      <w:pPr>
+        <w:pStyle w:val="CommandBlock"/>
+      </w:pPr>
+      <w:r>
         <w:t xml:space="preserve">  cpp/basic_explorer.cpp</w:t>
       </w:r>
     </w:p>
@@ -845,6 +861,14 @@
         <w:pStyle w:val="CommandBlock"/>
       </w:pPr>
       <w:r>
+        <w:t xml:space="preserve">  cpp/sandbox/</w:t>
+      </w:r>
+    </w:p>
+    <w:p>
+      <w:pPr>
+        <w:pStyle w:val="CommandBlock"/>
+      </w:pPr>
+      <w:r>
         <w:t xml:space="preserve">  csharp/BasicExplorer/BasicExplorer.csproj</w:t>
       </w:r>
     </w:p>
@@ -885,6 +909,14 @@
         <w:pStyle w:val="CommandBlock"/>
       </w:pPr>
       <w:r>
+        <w:t xml:space="preserve">  csharp/sandbox/</w:t>
+      </w:r>
+    </w:p>
+    <w:p>
+      <w:pPr>
+        <w:pStyle w:val="CommandBlock"/>
+      </w:pPr>
+      <w:r>
         <w:t xml:space="preserve">  go/go.mod</w:t>
       </w:r>
     </w:p>
@@ -917,6 +949,14 @@
         <w:pStyle w:val="CommandBlock"/>
       </w:pPr>
       <w:r>
+        <w:t xml:space="preserve">  go/sandbox/</w:t>
+      </w:r>
+    </w:p>
+    <w:p>
+      <w:pPr>
+        <w:pStyle w:val="CommandBlock"/>
+      </w:pPr>
+      <w:r>
         <w:t xml:space="preserve">  python/basic_explorer.py</w:t>
       </w:r>
     </w:p>
@@ -941,6 +981,14 @@
         <w:pStyle w:val="CommandBlock"/>
       </w:pPr>
       <w:r>
+        <w:t xml:space="preserve">  python/sandbox/</w:t>
+      </w:r>
+    </w:p>
+    <w:p>
+      <w:pPr>
+        <w:pStyle w:val="CommandBlock"/>
+      </w:pPr>
+      <w:r>
         <w:t xml:space="preserve">  typescript/package.json</w:t>
       </w:r>
     </w:p>
@@ -963,7 +1011,6 @@
     <w:p>
       <w:pPr>
         <w:pStyle w:val="CommandBlock"/>
-        <w:keepNext/>
       </w:pPr>
       <w:r>
         <w:t xml:space="preserve">  typescript/src/explorer.ts</w:t>
@@ -981,6 +1028,15 @@
     <w:p>
       <w:pPr>
         <w:pStyle w:val="CommandBlock"/>
+        <w:keepNext/>
+      </w:pPr>
+      <w:r>
+        <w:t xml:space="preserve">  typescript/sandbox/</w:t>
+      </w:r>
+    </w:p>
+    <w:p>
+      <w:pPr>
+        <w:pStyle w:val="CommandBlock"/>
       </w:pPr>
       <w:r>
         <w:t xml:space="preserve">  run1.txt</w:t>
@@ -993,7 +1049,7 @@
     </w:p>
     <w:p>
       <w:r>
-        <w:t>The sandbox folder is not in the layout: you create it in Project Setup, and the explorer works only inside it.</w:t>
+        <w:t>Each sandbox/ folder is the sandbox of the language whose folder holds it: you create them in Project Setup, and each language's explorer works only inside its own. run1.txt is only read, so one copy serves every language.</w:t>
       </w:r>
     </w:p>
     <w:p>
@@ -1730,7 +1786,7 @@
         <w:keepNext/>
       </w:pPr>
       <w:r>
-        <w:t>The explorer works in one folder, sandbox, inside the mini-file-explorer folder. Create it now with one text file and one folder holding a log:</w:t>
+        <w:t>Each language's explorer works in one folder, its sandbox, inside that language's folder: .\c\sandbox for C, .\cpp\sandbox for C++, then csharp, go, python, and typescript. The explorers create, write, rename, move, and delete files, so each language gets its own sandbox: a file one language left behind can never change what another language's explorer lists. Every sandbox starts the same, with one text file and one folder holding a log:</w:t>
       </w:r>
     </w:p>
     <w:p>
@@ -1780,7 +1836,7 @@
     </w:p>
     <w:p>
       <w:r>
-        <w:t>New-Item makes sandbox and, inside it, archive; Set-Content (printf and echo &gt; on Linux or macOS) writes each file. Run these lines once: New-Item refuses a folder that already exists.</w:t>
+        <w:t>New-Item makes .\c\sandbox and, inside it, archive; Set-Content (printf and echo &gt; on Linux or macOS) writes each file. Then Copy-Item -Recurse (cp -R on Linux or macOS) copies the finished folder, with everything in it, into each other language's folder. Run these lines once: New-Item refuses a folder that already exists, and a second Copy-Item would put a copy inside the copy.</w:t>
       </w:r>
     </w:p>
     <w:p>
@@ -1802,7 +1858,7 @@
         <w:keepNext/>
       </w:pPr>
       <w:r>
-        <w:t>New-Item -ItemType Directory "$HOME\spa\mini-file-explorer\sandbox\archive" |</w:t>
+        <w:t>New-Item -ItemType Directory "$HOME\spa\mini-file-explorer\c\sandbox\archive" |</w:t>
       </w:r>
     </w:p>
     <w:p>
@@ -1820,15 +1876,60 @@
         <w:keepNext/>
       </w:pPr>
       <w:r>
-        <w:t>Set-Content .\sandbox\inventory.txt "web-01", "db-01", "backup-01"</w:t>
+        <w:t>Set-Content .\c\sandbox\inventory.txt "web-01", "db-01", "backup-01"</w:t>
       </w:r>
     </w:p>
     <w:p>
       <w:pPr>
         <w:pStyle w:val="CommandBlock"/>
-      </w:pPr>
-      <w:r>
-        <w:t>Set-Content .\sandbox\archive\app.log "app started"</w:t>
+        <w:keepNext/>
+      </w:pPr>
+      <w:r>
+        <w:t>Set-Content .\c\sandbox\archive\app.log "app started"</w:t>
+      </w:r>
+    </w:p>
+    <w:p>
+      <w:pPr>
+        <w:pStyle w:val="CommandBlock"/>
+        <w:keepNext/>
+      </w:pPr>
+      <w:r>
+        <w:t>Copy-Item -Recurse .\c\sandbox .\cpp\sandbox</w:t>
+      </w:r>
+    </w:p>
+    <w:p>
+      <w:pPr>
+        <w:pStyle w:val="CommandBlock"/>
+        <w:keepNext/>
+      </w:pPr>
+      <w:r>
+        <w:t>Copy-Item -Recurse .\c\sandbox .\csharp\sandbox</w:t>
+      </w:r>
+    </w:p>
+    <w:p>
+      <w:pPr>
+        <w:pStyle w:val="CommandBlock"/>
+        <w:keepNext/>
+      </w:pPr>
+      <w:r>
+        <w:t>Copy-Item -Recurse .\c\sandbox .\go\sandbox</w:t>
+      </w:r>
+    </w:p>
+    <w:p>
+      <w:pPr>
+        <w:pStyle w:val="CommandBlock"/>
+        <w:keepNext/>
+      </w:pPr>
+      <w:r>
+        <w:t>Copy-Item -Recurse .\c\sandbox .\python\sandbox</w:t>
+      </w:r>
+    </w:p>
+    <w:p>
+      <w:pPr>
+        <w:pStyle w:val="CommandBlock"/>
+      </w:pPr>
+      <w:r>
+        <w:t>Copy-Item -Recurse .\c\sandbox .\typescript\sandbox</w:t>
       </w:r>
     </w:p>
     <w:p>
@@ -1850,7 +1951,7 @@
         <w:keepNext/>
       </w:pPr>
       <w:r>
-        <w:t>mkdir -p "$HOME/spa/mini-file-explorer/sandbox/archive"</w:t>
+        <w:t>mkdir -p "$HOME/spa/mini-file-explorer/c/sandbox/archive"</w:t>
       </w:r>
     </w:p>
     <w:p>
@@ -1859,25 +1960,70 @@
         <w:keepNext/>
       </w:pPr>
       <w:r>
-        <w:t>printf 'web-01\ndb-01\nbackup-01\n' &gt; ./sandbox/inventory.txt</w:t>
+        <w:t>printf 'web-01\ndb-01\nbackup-01\n' &gt; ./c/sandbox/inventory.txt</w:t>
       </w:r>
     </w:p>
     <w:p>
       <w:pPr>
         <w:pStyle w:val="CommandBlock"/>
-      </w:pPr>
-      <w:r>
-        <w:t>echo "app started" &gt; ./sandbox/archive/app.log</w:t>
-      </w:r>
-    </w:p>
-    <w:p>
-      <w:pPr>
-        <w:keepNext/>
-      </w:pPr>
-    </w:p>
-    <w:p>
-      <w:r>
-        <w:t>Check it: Get-ChildItem -Recurse -Name (find on Linux or macOS) prints every entry beneath sandbox, one per line.</w:t>
+        <w:keepNext/>
+      </w:pPr>
+      <w:r>
+        <w:t>echo "app started" &gt; ./c/sandbox/archive/app.log</w:t>
+      </w:r>
+    </w:p>
+    <w:p>
+      <w:pPr>
+        <w:pStyle w:val="CommandBlock"/>
+        <w:keepNext/>
+      </w:pPr>
+      <w:r>
+        <w:t>cp -R ./c/sandbox ./cpp/sandbox</w:t>
+      </w:r>
+    </w:p>
+    <w:p>
+      <w:pPr>
+        <w:pStyle w:val="CommandBlock"/>
+        <w:keepNext/>
+      </w:pPr>
+      <w:r>
+        <w:t>cp -R ./c/sandbox ./csharp/sandbox</w:t>
+      </w:r>
+    </w:p>
+    <w:p>
+      <w:pPr>
+        <w:pStyle w:val="CommandBlock"/>
+        <w:keepNext/>
+      </w:pPr>
+      <w:r>
+        <w:t>cp -R ./c/sandbox ./go/sandbox</w:t>
+      </w:r>
+    </w:p>
+    <w:p>
+      <w:pPr>
+        <w:pStyle w:val="CommandBlock"/>
+        <w:keepNext/>
+      </w:pPr>
+      <w:r>
+        <w:t>cp -R ./c/sandbox ./python/sandbox</w:t>
+      </w:r>
+    </w:p>
+    <w:p>
+      <w:pPr>
+        <w:pStyle w:val="CommandBlock"/>
+      </w:pPr>
+      <w:r>
+        <w:t>cp -R ./c/sandbox ./typescript/sandbox</w:t>
+      </w:r>
+    </w:p>
+    <w:p>
+      <w:pPr>
+        <w:keepNext/>
+      </w:pPr>
+    </w:p>
+    <w:p>
+      <w:r>
+        <w:t>Check it: Get-ChildItem -Recurse -Name (find on Linux or macOS) prints every entry beneath C's sandbox, one per line. To check another language's copy, type its folder name in place of c.</w:t>
       </w:r>
     </w:p>
     <w:p>
@@ -1898,20 +2044,20 @@
         <w:pStyle w:val="CommandBlock"/>
       </w:pPr>
       <w:r>
-        <w:t>Get-ChildItem -Recurse -Name .\sandbox</w:t>
-      </w:r>
-    </w:p>
-    <w:p>
-      <w:pPr>
-        <w:keepNext/>
-      </w:pPr>
-    </w:p>
-    <w:p>
-      <w:pPr>
-        <w:keepNext/>
-      </w:pPr>
-      <w:r>
-        <w:t>It prints each path relative to sandbox: the folder and the file at the top first, then what is inside archive.</w:t>
+        <w:t>Get-ChildItem -Recurse -Name .\c\sandbox</w:t>
+      </w:r>
+    </w:p>
+    <w:p>
+      <w:pPr>
+        <w:keepNext/>
+      </w:pPr>
+    </w:p>
+    <w:p>
+      <w:pPr>
+        <w:keepNext/>
+      </w:pPr>
+      <w:r>
+        <w:t>It prints each path relative to .\c\sandbox: the folder and the file at the top first, then what is inside archive.</w:t>
       </w:r>
     </w:p>
     <w:p>
@@ -1963,17 +2109,17 @@
         <w:pStyle w:val="CommandBlock"/>
       </w:pPr>
       <w:r>
-        <w:t>find ./sandbox</w:t>
-      </w:r>
-    </w:p>
-    <w:p>
-      <w:pPr>
-        <w:keepNext/>
-      </w:pPr>
-    </w:p>
-    <w:p>
-      <w:r>
-        <w:t>find prints each path starting with ./sandbox/, in the order it finds them, which can differ from the order above.</w:t>
+        <w:t>find ./c/sandbox</w:t>
+      </w:r>
+    </w:p>
+    <w:p>
+      <w:pPr>
+        <w:keepNext/>
+      </w:pPr>
+    </w:p>
+    <w:p>
+      <w:r>
+        <w:t>find prints each path starting with ./c/sandbox/, in the order it finds them, which can differ from the order above.</w:t>
       </w:r>
     </w:p>
     <w:p>
@@ -1996,7 +2142,7 @@
     </w:p>
     <w:p>
       <w:r>
-        <w:t>Run 1 reads its commands from run1.txt, one command or answer per line, in the mini-file-explorer folder. Save it exactly as shown: an empty line would close the explorer early.</w:t>
+        <w:t>Run 1 reads its commands from run1.txt, one command or answer per line, in the mini-file-explorer folder. Every language reads the same run1.txt: the explorers only read it, so one copy serves them all. Save it exactly as shown: an empty line would close the explorer early.</w:t>
       </w:r>
     </w:p>
     <w:p>
@@ -2263,7 +2409,10 @@
     </w:p>
     <w:p>
       <w:r>
-        <w:t xml:space="preserve">Every run must leave the sandbox exactly like this, so each Build and Run block ends by removing, by its exact name, the one file its run leaves behind. If a mistyped command leaves another file, remove it the same way, one named file at a time, never with -Recurse. Everything stays inside the mini-file-explorer folder. To undo the project, leave the folder and delete it: Set-Location .. then Remove-Item -Recurse .\mini-file-explorer (on Linux or macOS, cd .. then rm -r ./mini-file-explorer). </w:t>
+        <w:t>Every run must leave its language's sandbox exactly as Project Setup made it, so each Build and Run block ends by removing, by its exact name, the one file its run leaves behind. If a mistyped command leaves another file, remove it the same way, one named file at a time, never with -Recurse. Everything stays inside the mini-file-explorer folder. To undo the project, leave the folder and delete it: Set-Location .. then Remove-Item -Recurse .\mini-file-explorer (on Linux or macOS, cd .. then rm -r ./mini-file</w:t>
+      </w:r>
+      <w:r>
+        <w:t xml:space="preserve">-explorer). </w:t>
       </w:r>
       <w:r>
         <w:rPr>
@@ -2297,7 +2446,10 @@
     </w:p>
     <w:p>
       <w:r>
-        <w:t>C keeps every answer in a char array that starts empty: 64 characters for a command, 128 for a name, 256 for typed text, and 300 for a path joined from the sandbox and a name. When input has ended, fgets reads nothing and leaves the array empty, so the explorer closes as it does for quit. The functions from Chapter 3 return codes, as they did in their lessons, and main.c turns each code into the same Error line the other languages print.</w:t>
+        <w:t>C keeps every answer in a char array that starts empty: 64 characters for a command, 128 for a name, 256 for typed text, and 300 for a path joined from the sandbox and a name. The sandbox's own path, .\c\sandbox, is a 16-character array, sandbox, that main fills before the loop starts, because C joins text only while the program runs. When input has ended, fgets reads nothing and leaves the array empty, so the explorer closes as it does for quit. The functions from Chapter 3 return codes, as they did in the</w:t>
+      </w:r>
+      <w:r>
+        <w:t>ir lessons, and main.c turns each code into the same Error line the other languages print.</w:t>
       </w:r>
     </w:p>
     <w:p>
@@ -2516,23 +2668,47 @@
         <w:pStyle w:val="SourceCode"/>
       </w:pPr>
       <w:r>
-        <w:t>// The folder the explorer works in; Project Setup created it. Remember,</w:t>
-      </w:r>
-    </w:p>
-    <w:p>
-      <w:pPr>
-        <w:pStyle w:val="SourceCode"/>
-      </w:pPr>
-      <w:r>
-        <w:t>// a constant declared outside every function can be read by all of them.</w:t>
-      </w:r>
-    </w:p>
-    <w:p>
-      <w:pPr>
-        <w:pStyle w:val="SourceCode"/>
-      </w:pPr>
-      <w:r>
-        <w:t>const char *SANDBOX = "sandbox";</w:t>
+        <w:t>// The folder the explorer works in: the sandbox inside C's own folder,</w:t>
+      </w:r>
+    </w:p>
+    <w:p>
+      <w:pPr>
+        <w:pStyle w:val="SourceCode"/>
+      </w:pPr>
+      <w:r>
+        <w:t>// c\sandbox on Windows, so the C programs write only there. Project Setup</w:t>
+      </w:r>
+    </w:p>
+    <w:p>
+      <w:pPr>
+        <w:pStyle w:val="SourceCode"/>
+      </w:pPr>
+      <w:r>
+        <w:t>// created it, and main fills in its path before the loop starts.</w:t>
+      </w:r>
+    </w:p>
+    <w:p>
+      <w:pPr>
+        <w:pStyle w:val="SourceCode"/>
+      </w:pPr>
+      <w:r>
+        <w:t>// Remember, a variable declared outside every function can be read by</w:t>
+      </w:r>
+    </w:p>
+    <w:p>
+      <w:pPr>
+        <w:pStyle w:val="SourceCode"/>
+      </w:pPr>
+      <w:r>
+        <w:t>// all of them.</w:t>
+      </w:r>
+    </w:p>
+    <w:p>
+      <w:pPr>
+        <w:pStyle w:val="SourceCode"/>
+      </w:pPr>
+      <w:r>
+        <w:t>char sandbox[16] = "";</w:t>
       </w:r>
     </w:p>
     <w:p>
@@ -2899,7 +3075,7 @@
         <w:pStyle w:val="SourceCode"/>
       </w:pPr>
       <w:r>
-        <w:t xml:space="preserve">    snprintf(path, size, "%s%s%s", SANDBOX, SEPARATOR, file_name);</w:t>
+        <w:t xml:space="preserve">    snprintf(path, size, "%s%s%s", sandbox, SEPARATOR, file_name);</w:t>
       </w:r>
     </w:p>
     <w:p>
@@ -2984,7 +3160,7 @@
         <w:pStyle w:val="SourceCode"/>
       </w:pPr>
       <w:r>
-        <w:t xml:space="preserve">    DIR *listing = opendir(SANDBOX);</w:t>
+        <w:t xml:space="preserve">    DIR *listing = opendir(sandbox);</w:t>
       </w:r>
     </w:p>
     <w:p>
@@ -3000,7 +3176,7 @@
         <w:pStyle w:val="SourceCode"/>
       </w:pPr>
       <w:r>
-        <w:t xml:space="preserve">        fprintf(stderr, "Error: could not list %s\n", SANDBOX);</w:t>
+        <w:t xml:space="preserve">        fprintf(stderr, "Error: could not list %s\n", sandbox);</w:t>
       </w:r>
     </w:p>
     <w:p>
@@ -3213,7 +3389,7 @@
         <w:pStyle w:val="SourceCode"/>
       </w:pPr>
       <w:r>
-        <w:t xml:space="preserve">        snprintf(path, sizeof path, "%s%s%s", SANDBOX, SEPARATOR,</w:t>
+        <w:t xml:space="preserve">        snprintf(path, sizeof path, "%s%s%s", sandbox, SEPARATOR,</w:t>
       </w:r>
     </w:p>
     <w:p>
@@ -3322,6 +3498,35 @@
         <w:pStyle w:val="SourceCode"/>
       </w:pPr>
       <w:r>
+        <w:t xml:space="preserve">    // Remember, snprintf joins texts into an array; %s%s%s takes any</w:t>
+      </w:r>
+    </w:p>
+    <w:p>
+      <w:pPr>
+        <w:pStyle w:val="SourceCode"/>
+      </w:pPr>
+      <w:r>
+        <w:t xml:space="preserve">    // number of parts, here three: c, the separator, and sandbox.</w:t>
+      </w:r>
+    </w:p>
+    <w:p>
+      <w:pPr>
+        <w:pStyle w:val="SourceCode"/>
+      </w:pPr>
+      <w:r>
+        <w:t xml:space="preserve">    snprintf(sandbox, sizeof sandbox, "%s%s%s", "c", SEPARATOR, "sandbox");</w:t>
+      </w:r>
+    </w:p>
+    <w:p>
+      <w:pPr>
+        <w:pStyle w:val="SourceCode"/>
+      </w:pPr>
+    </w:p>
+    <w:p>
+      <w:pPr>
+        <w:pStyle w:val="SourceCode"/>
+      </w:pPr>
+      <w:r>
         <w:t xml:space="preserve">    // The command loop: running starts true and becomes false only for</w:t>
       </w:r>
     </w:p>
@@ -3503,7 +3708,7 @@
         <w:pStyle w:val="SourceCode"/>
       </w:pPr>
       <w:r>
-        <w:t xml:space="preserve">                printf("Sandbox: %s%s%s\n", working, SEPARATOR, SANDBOX);</w:t>
+        <w:t xml:space="preserve">                printf("Sandbox: %s%s%s\n", working, SEPARATOR, sandbox);</w:t>
       </w:r>
     </w:p>
     <w:p>
@@ -3956,7 +4161,7 @@
         <w:pStyle w:val="CommandBlock"/>
       </w:pPr>
       <w:r>
-        <w:t>Remove-Item .\sandbox\notes.txt</w:t>
+        <w:t>Remove-Item .\c\sandbox\notes.txt</w:t>
       </w:r>
     </w:p>
     <w:p>
@@ -4013,7 +4218,7 @@
         <w:pStyle w:val="CommandBlock"/>
       </w:pPr>
       <w:r>
-        <w:t>rm ./sandbox/notes.txt</w:t>
+        <w:t>rm ./c/sandbox/notes.txt</w:t>
       </w:r>
     </w:p>
     <w:p>
@@ -4034,7 +4239,7 @@
         <w:keepNext/>
       </w:pPr>
       <w:r>
-        <w:t xml:space="preserve">The block runs the explorer once. Type each command and answer exactly as it appears after its prompt below, and press Enter after each one. Then $LASTEXITCODE (echo $? on Linux or macOS) prints 0, and Remove-Item (rm) deletes the notes.txt the run wrote, so the sandbox is back as Project Setup made it. Your screen must show these lines, with the same spelling, spacing, and capitalization, except the Sandbox line, which shows your own folder: $env:USERNAME prints the user name that replaces </w:t>
+        <w:t xml:space="preserve">The block runs the explorer once. Type each command and answer exactly as it appears after its prompt below, and press Enter after each one. Then $LASTEXITCODE (echo $? on Linux or macOS) prints 0, and Remove-Item (rm) deletes the notes.txt the run wrote, so .\c\sandbox is back as Project Setup made it. Your screen must show these lines, with the same spelling, spacing, and capitalization, except the Sandbox line, which shows your own folder: $env:USERNAME prints the user name that replaces </w:t>
       </w:r>
       <w:r>
         <w:rPr>
@@ -4043,7 +4248,7 @@
         <w:t>&lt;&lt;&lt;your $env:USERNAME&gt;&gt;&gt;</w:t>
       </w:r>
       <w:r>
-        <w:t>.</w:t>
+        <w:t>, and ... stands for mini-file-explorer, as in the Required Clean-Run Output.</w:t>
       </w:r>
     </w:p>
     <w:p>
@@ -4075,7 +4280,7 @@
         <w:t>&lt;&lt;&lt;your $env:USERNAME&gt;&gt;&gt;</w:t>
       </w:r>
       <w:r>
-        <w:t>\spa\mini-file-explorer\sandbox</w:t>
+        <w:t>\spa\...\c\sandbox</w:t>
       </w:r>
     </w:p>
     <w:p>
@@ -4147,7 +4352,7 @@
         <w:keepNext/>
       </w:pPr>
       <w:r>
-        <w:t>Wrote sandbox\notes.txt</w:t>
+        <w:t>Wrote c\sandbox\notes.txt</w:t>
       </w:r>
     </w:p>
     <w:p>
@@ -4174,7 +4379,7 @@
         <w:keepNext/>
       </w:pPr>
       <w:r>
-        <w:t>Contents of sandbox\notes.txt:</w:t>
+        <w:t>Contents of c\sandbox\notes.txt:</w:t>
       </w:r>
     </w:p>
     <w:p>
@@ -4258,7 +4463,7 @@
         <w:pStyle w:val="ListBullet"/>
       </w:pPr>
       <w:r>
-        <w:t>where proves the joining: your own folder, then mini-file-explorer, then sandbox, the folder every name is joined to.</w:t>
+        <w:t>where proves the joining: your own folder, then mini-file-explorer, then c and sandbox, the folder every name is joined to.</w:t>
       </w:r>
     </w:p>
     <w:p>
@@ -4274,7 +4479,7 @@
         <w:pStyle w:val="ListBullet"/>
       </w:pPr>
       <w:r>
-        <w:t>write then read proves the round trip: the text you typed was written into .\sandbox\notes.txt with a line ending, and read back unchanged.</w:t>
+        <w:t>write then read proves the round trip: the text you typed was written into .\c\sandbox\notes.txt with a line ending, and read back unchanged.</w:t>
       </w:r>
     </w:p>
     <w:p>
@@ -6908,7 +7113,7 @@
         <w:pStyle w:val="SourceCode"/>
       </w:pPr>
       <w:r>
-        <w:t>// sandbox\notes.txt, and the name is its last part. Remember, stat gives</w:t>
+        <w:t>// c\sandbox\notes.txt, and the name is its last part. Remember, stat gives</w:t>
       </w:r>
     </w:p>
     <w:p>
@@ -8139,7 +8344,23 @@
         <w:pStyle w:val="SourceCode"/>
       </w:pPr>
       <w:r>
-        <w:t>// The folder the explorer works in; Project Setup created it. Every path</w:t>
+        <w:t>// The folder the explorer works in: the sandbox inside C's own folder,</w:t>
+      </w:r>
+    </w:p>
+    <w:p>
+      <w:pPr>
+        <w:pStyle w:val="SourceCode"/>
+      </w:pPr>
+      <w:r>
+        <w:t>// c\sandbox on Windows, so the C programs write only there. Project Setup</w:t>
+      </w:r>
+    </w:p>
+    <w:p>
+      <w:pPr>
+        <w:pStyle w:val="SourceCode"/>
+      </w:pPr>
+      <w:r>
+        <w:t>// created it, and main joins its path before the loop starts. Every path</w:t>
       </w:r>
     </w:p>
     <w:p>
@@ -8155,15 +8376,7 @@
         <w:pStyle w:val="SourceCode"/>
       </w:pPr>
       <w:r>
-        <w:t>// Remember, const = never changes.</w:t>
-      </w:r>
-    </w:p>
-    <w:p>
-      <w:pPr>
-        <w:pStyle w:val="SourceCode"/>
-      </w:pPr>
-      <w:r>
-        <w:t>const char *SANDBOX = "sandbox";</w:t>
+        <w:t>char sandbox[16] = "";</w:t>
       </w:r>
     </w:p>
     <w:p>
@@ -8442,7 +8655,7 @@
         <w:pStyle w:val="SourceCode"/>
       </w:pPr>
       <w:r>
-        <w:t xml:space="preserve">    join_path(path, sizeof path, SANDBOX, file_name);</w:t>
+        <w:t xml:space="preserve">    join_path(path, sizeof path, sandbox, file_name);</w:t>
       </w:r>
     </w:p>
     <w:p>
@@ -8607,7 +8820,7 @@
         <w:pStyle w:val="SourceCode"/>
       </w:pPr>
       <w:r>
-        <w:t xml:space="preserve">    join_path(path, sizeof path, SANDBOX, file_name);</w:t>
+        <w:t xml:space="preserve">    join_path(path, sizeof path, sandbox, file_name);</w:t>
       </w:r>
     </w:p>
     <w:p>
@@ -8772,7 +8985,7 @@
         <w:pStyle w:val="SourceCode"/>
       </w:pPr>
       <w:r>
-        <w:t xml:space="preserve">    join_path(path, sizeof path, SANDBOX, file_name);</w:t>
+        <w:t xml:space="preserve">    join_path(path, sizeof path, sandbox, file_name);</w:t>
       </w:r>
     </w:p>
     <w:p>
@@ -8953,7 +9166,7 @@
         <w:pStyle w:val="SourceCode"/>
       </w:pPr>
       <w:r>
-        <w:t xml:space="preserve">    join_path(path, sizeof path, SANDBOX, file_name);</w:t>
+        <w:t xml:space="preserve">    join_path(path, sizeof path, sandbox, file_name);</w:t>
       </w:r>
     </w:p>
     <w:p>
@@ -9134,15 +9347,15 @@
         <w:pStyle w:val="SourceCode"/>
       </w:pPr>
       <w:r>
-        <w:t xml:space="preserve">    join_path(path, sizeof path, SANDBOX, file_name);</w:t>
-      </w:r>
-    </w:p>
-    <w:p>
-      <w:pPr>
-        <w:pStyle w:val="SourceCode"/>
-      </w:pPr>
-      <w:r>
-        <w:t xml:space="preserve">    join_path(new_path, sizeof new_path, SANDBOX, new_name);</w:t>
+        <w:t xml:space="preserve">    join_path(path, sizeof path, sandbox, file_name);</w:t>
+      </w:r>
+    </w:p>
+    <w:p>
+      <w:pPr>
+        <w:pStyle w:val="SourceCode"/>
+      </w:pPr>
+      <w:r>
+        <w:t xml:space="preserve">    join_path(new_path, sizeof new_path, sandbox, new_name);</w:t>
       </w:r>
     </w:p>
     <w:p>
@@ -9323,15 +9536,15 @@
         <w:pStyle w:val="SourceCode"/>
       </w:pPr>
       <w:r>
-        <w:t xml:space="preserve">    join_path(path, sizeof path, SANDBOX, file_name);</w:t>
-      </w:r>
-    </w:p>
-    <w:p>
-      <w:pPr>
-        <w:pStyle w:val="SourceCode"/>
-      </w:pPr>
-      <w:r>
-        <w:t xml:space="preserve">    join_path(copy_path, sizeof copy_path, SANDBOX, copy_name);</w:t>
+        <w:t xml:space="preserve">    join_path(path, sizeof path, sandbox, file_name);</w:t>
+      </w:r>
+    </w:p>
+    <w:p>
+      <w:pPr>
+        <w:pStyle w:val="SourceCode"/>
+      </w:pPr>
+      <w:r>
+        <w:t xml:space="preserve">    join_path(copy_path, sizeof copy_path, sandbox, copy_name);</w:t>
       </w:r>
     </w:p>
     <w:p>
@@ -9536,15 +9749,15 @@
         <w:pStyle w:val="SourceCode"/>
       </w:pPr>
       <w:r>
-        <w:t xml:space="preserve">    join_path(path, sizeof path, SANDBOX, file_name);</w:t>
-      </w:r>
-    </w:p>
-    <w:p>
-      <w:pPr>
-        <w:pStyle w:val="SourceCode"/>
-      </w:pPr>
-      <w:r>
-        <w:t xml:space="preserve">    join_path(folder_path, sizeof folder_path, SANDBOX, folder);</w:t>
+        <w:t xml:space="preserve">    join_path(path, sizeof path, sandbox, file_name);</w:t>
+      </w:r>
+    </w:p>
+    <w:p>
+      <w:pPr>
+        <w:pStyle w:val="SourceCode"/>
+      </w:pPr>
+      <w:r>
+        <w:t xml:space="preserve">    join_path(folder_path, sizeof folder_path, sandbox, folder);</w:t>
       </w:r>
     </w:p>
     <w:p>
@@ -9640,7 +9853,7 @@
         <w:pStyle w:val="SourceCode"/>
       </w:pPr>
       <w:r>
-        <w:t xml:space="preserve">        printf("Moved %s from %s to %s\n", file_name, SANDBOX, folder_path);</w:t>
+        <w:t xml:space="preserve">        printf("Moved %s from %s to %s\n", file_name, sandbox, folder_path);</w:t>
       </w:r>
     </w:p>
     <w:p>
@@ -9717,7 +9930,7 @@
         <w:pStyle w:val="SourceCode"/>
       </w:pPr>
       <w:r>
-        <w:t xml:space="preserve">    join_path(path, sizeof path, SANDBOX, file_name);</w:t>
+        <w:t xml:space="preserve">    join_path(path, sizeof path, sandbox, file_name);</w:t>
       </w:r>
     </w:p>
     <w:p>
@@ -9882,7 +10095,7 @@
         <w:pStyle w:val="SourceCode"/>
       </w:pPr>
       <w:r>
-        <w:t xml:space="preserve">    join_path(path, sizeof path, SANDBOX, file_name);</w:t>
+        <w:t xml:space="preserve">    join_path(path, sizeof path, sandbox, file_name);</w:t>
       </w:r>
     </w:p>
     <w:p>
@@ -9991,7 +10204,7 @@
         <w:pStyle w:val="SourceCode"/>
       </w:pPr>
       <w:r>
-        <w:t xml:space="preserve">    int count = find_files(SANDBOX, extension, found, 16);</w:t>
+        <w:t xml:space="preserve">    int count = find_files(sandbox, extension, found, 16);</w:t>
       </w:r>
     </w:p>
     <w:p>
@@ -10015,7 +10228,7 @@
         <w:pStyle w:val="SourceCode"/>
       </w:pPr>
       <w:r>
-        <w:t xml:space="preserve">                SANDBOX);</w:t>
+        <w:t xml:space="preserve">                sandbox);</w:t>
       </w:r>
     </w:p>
     <w:p>
@@ -10047,7 +10260,7 @@
         <w:pStyle w:val="SourceCode"/>
       </w:pPr>
       <w:r>
-        <w:t xml:space="preserve">        fprintf(stderr, "Error: could not search %s\n", SANDBOX);</w:t>
+        <w:t xml:space="preserve">        fprintf(stderr, "Error: could not search %s\n", sandbox);</w:t>
       </w:r>
     </w:p>
     <w:p>
@@ -10071,7 +10284,7 @@
         <w:pStyle w:val="SourceCode"/>
       </w:pPr>
       <w:r>
-        <w:t xml:space="preserve">    printf("Searching %s for %s files\n", SANDBOX, extension);</w:t>
+        <w:t xml:space="preserve">    printf("Searching %s for %s files\n", sandbox, extension);</w:t>
       </w:r>
     </w:p>
     <w:p>
@@ -10140,6 +10353,27 @@
         <w:pStyle w:val="SourceCode"/>
       </w:pPr>
       <w:r>
+        <w:t xml:space="preserve">    // Remember, join_path puts the separator between two parts.</w:t>
+      </w:r>
+    </w:p>
+    <w:p>
+      <w:pPr>
+        <w:pStyle w:val="SourceCode"/>
+      </w:pPr>
+      <w:r>
+        <w:t xml:space="preserve">    join_path(sandbox, sizeof sandbox, "c", "sandbox");</w:t>
+      </w:r>
+    </w:p>
+    <w:p>
+      <w:pPr>
+        <w:pStyle w:val="SourceCode"/>
+      </w:pPr>
+    </w:p>
+    <w:p>
+      <w:pPr>
+        <w:pStyle w:val="SourceCode"/>
+      </w:pPr>
+      <w:r>
         <w:t xml:space="preserve">    // The command loop: running starts true and becomes false only for</w:t>
       </w:r>
     </w:p>
@@ -10252,7 +10486,7 @@
         <w:pStyle w:val="SourceCode"/>
       </w:pPr>
       <w:r>
-        <w:t xml:space="preserve">            if (print_sandbox(SANDBOX) != 0) {</w:t>
+        <w:t xml:space="preserve">            if (print_sandbox(sandbox) != 0) {</w:t>
       </w:r>
     </w:p>
     <w:p>
@@ -10292,15 +10526,15 @@
         <w:pStyle w:val="SourceCode"/>
       </w:pPr>
       <w:r>
-        <w:t xml:space="preserve">            if (print_listing(SANDBOX) != 0) {</w:t>
-      </w:r>
-    </w:p>
-    <w:p>
-      <w:pPr>
-        <w:pStyle w:val="SourceCode"/>
-      </w:pPr>
-      <w:r>
-        <w:t xml:space="preserve">                fprintf(stderr, "Error: could not list %s\n", SANDBOX);</w:t>
+        <w:t xml:space="preserve">            if (print_listing(sandbox) != 0) {</w:t>
+      </w:r>
+    </w:p>
+    <w:p>
+      <w:pPr>
+        <w:pStyle w:val="SourceCode"/>
+      </w:pPr>
+      <w:r>
+        <w:t xml:space="preserve">                fprintf(stderr, "Error: could not list %s\n", sandbox);</w:t>
       </w:r>
     </w:p>
     <w:p>
@@ -10609,7 +10843,7 @@
         <w:pStyle w:val="CommandBlock"/>
       </w:pPr>
       <w:r>
-        <w:t>Remove-Item .\sandbox\archive\old.txt</w:t>
+        <w:t>Remove-Item .\c\sandbox\archive\old.txt</w:t>
       </w:r>
     </w:p>
     <w:p>
@@ -10666,7 +10900,7 @@
         <w:pStyle w:val="CommandBlock"/>
       </w:pPr>
       <w:r>
-        <w:t>rm ./sandbox/archive/old.txt</w:t>
+        <w:t>rm ./c/sandbox/archive/old.txt</w:t>
       </w:r>
     </w:p>
     <w:p>
@@ -10791,7 +11025,7 @@
         <w:pStyle w:val="RequiredOutput"/>
       </w:pPr>
       <w:r>
-        <w:t>Error: sandbox\missing.txt does not exist; nothing was read</w:t>
+        <w:t>Error: c\sandbox\missing.txt does not exist; nothing was read</w:t>
       </w:r>
     </w:p>
     <w:p>
@@ -10823,7 +11057,7 @@
         <w:pStyle w:val="RequiredOutput"/>
       </w:pPr>
       <w:r>
-        <w:t>Error: sandbox\inventory.txt already exists; nothing was created</w:t>
+        <w:t>Error: c\sandbox\inventory.txt already exists; nothing was created</w:t>
       </w:r>
     </w:p>
     <w:p>
@@ -10855,7 +11089,7 @@
         <w:pStyle w:val="RequiredOutput"/>
       </w:pPr>
       <w:r>
-        <w:t>Error: sandbox\inventory.txt already exists; nothing was changed</w:t>
+        <w:t>Error: c\sandbox\inventory.txt already exists; nothing was changed</w:t>
       </w:r>
     </w:p>
     <w:p>
@@ -10887,7 +11121,7 @@
         <w:pStyle w:val="RequiredOutput"/>
       </w:pPr>
       <w:r>
-        <w:t>Error: sandbox\missing.txt does not exist; nothing was moved</w:t>
+        <w:t>Error: c\sandbox\missing.txt does not exist; nothing was moved</w:t>
       </w:r>
     </w:p>
     <w:p>
@@ -10935,7 +11169,7 @@
         <w:pStyle w:val="RequiredOutput"/>
       </w:pPr>
       <w:r>
-        <w:t>Error: sandbox\archive is a folder; nothing was deleted</w:t>
+        <w:t>Error: c\sandbox\archive is a folder; nothing was deleted</w:t>
       </w:r>
     </w:p>
     <w:p>
@@ -11030,7 +11264,7 @@
         <w:pStyle w:val="ListBullet"/>
       </w:pPr>
       <w:r>
-        <w:t>If Run 1's move prints already exists; nothing was moved, the Remove-Item line did not run after an earlier Run 1: run Remove-Item .\sandbox\archive\old.txt (rm ./sandbox/archive/old.txt on Linux or macOS) and run again.</w:t>
+        <w:t>If Run 1's move prints already exists; nothing was moved, the Remove-Item line did not run after an earlier Run 1: run Remove-Item .\c\sandbox\archive\old.txt (rm ./c/sandbox/archive/old.txt on Linux or macOS) and run again.</w:t>
       </w:r>
     </w:p>
     <w:p>
@@ -11054,7 +11288,7 @@
         <w:pStyle w:val="ListBullet"/>
       </w:pPr>
       <w:r>
-        <w:t>If the build fails with undefined reference to `find_files', the gcc command left out .\c\explorer.c. If Name shows sandbox\notes.txt instead of notes.txt, print_metadata prints the path instead of name_of(path): Lesson 3.10's version printed the path it was given, which was only a name there.</w:t>
+        <w:t>If the build fails with undefined reference to `find_files', the gcc command left out .\c\explorer.c. If the Name line shows the whole joined path instead of notes.txt, print_metadata prints the path instead of name_of(path): Lesson 3.10's version printed the path it was given, which was only a name there.</w:t>
       </w:r>
     </w:p>
     <w:p>
@@ -11096,7 +11330,7 @@
         <w:pStyle w:val="ListBullet"/>
       </w:pPr>
       <w:r>
-        <w:t>print_metadata's Name line uses name_of from Lesson 3.12, because the explorer passes sandbox\notes.txt and the name is its last part.</w:t>
+        <w:t>print_metadata's Name line uses name_of from Lesson 3.12, because the explorer passes the whole joined path, from c to notes.txt, and the name is its last part.</w:t>
       </w:r>
     </w:p>
     <w:p>
@@ -11166,7 +11400,7 @@
     </w:p>
     <w:p>
       <w:r>
-        <w:t>C++ keeps the sandbox as a const std::filesystem::path, so SANDBOX / fileName joins a name with the system's separator, and .string() turns the joined path into the text the functions take. Every build uses -std=c++23, because the exclusive create of Lesson 3.19 uses std::ios::noreplace, which is new in C++23.</w:t>
+        <w:t>C++ keeps its sandbox, .\cpp\sandbox, as a const std::filesystem::path built with /, so SANDBOX / fileName joins a name with the system's separator, and .string() turns the joined path into the text the functions take. Every build uses -std=c++23, because the exclusive create of Lesson 3.19 uses std::ios::noreplace, which is new in C++23.</w:t>
       </w:r>
     </w:p>
     <w:p>
@@ -11316,23 +11550,47 @@
         <w:pStyle w:val="SourceCode"/>
       </w:pPr>
       <w:r>
-        <w:t>// The folder the explorer works in; Project Setup created it. Remember,</w:t>
-      </w:r>
-    </w:p>
-    <w:p>
-      <w:pPr>
-        <w:pStyle w:val="SourceCode"/>
-      </w:pPr>
-      <w:r>
-        <w:t>// const = never changes, and / joins with the separator.</w:t>
-      </w:r>
-    </w:p>
-    <w:p>
-      <w:pPr>
-        <w:pStyle w:val="SourceCode"/>
-      </w:pPr>
-      <w:r>
-        <w:t>const std::filesystem::path SANDBOX = "sandbox";</w:t>
+        <w:t>// The folder the explorer works in: the sandbox inside C++'s own folder,</w:t>
+      </w:r>
+    </w:p>
+    <w:p>
+      <w:pPr>
+        <w:pStyle w:val="SourceCode"/>
+      </w:pPr>
+      <w:r>
+        <w:t>// cpp\sandbox on Windows, so the C++ programs write only there. Project</w:t>
+      </w:r>
+    </w:p>
+    <w:p>
+      <w:pPr>
+        <w:pStyle w:val="SourceCode"/>
+      </w:pPr>
+      <w:r>
+        <w:t>// Setup created it. Every path the explorer uses is this folder joined</w:t>
+      </w:r>
+    </w:p>
+    <w:p>
+      <w:pPr>
+        <w:pStyle w:val="SourceCode"/>
+      </w:pPr>
+      <w:r>
+        <w:t>// with a checked plain name. Remember, const = never changes, and /</w:t>
+      </w:r>
+    </w:p>
+    <w:p>
+      <w:pPr>
+        <w:pStyle w:val="SourceCode"/>
+      </w:pPr>
+      <w:r>
+        <w:t>// joins with the separator, as many parts as you write.</w:t>
+      </w:r>
+    </w:p>
+    <w:p>
+      <w:pPr>
+        <w:pStyle w:val="SourceCode"/>
+      </w:pPr>
+      <w:r>
+        <w:t>const std::filesystem::path SANDBOX = std::filesystem::path("cpp") / "sandbox";</w:t>
       </w:r>
     </w:p>
     <w:p>
@@ -12431,7 +12689,7 @@
         <w:pStyle w:val="CommandBlock"/>
       </w:pPr>
       <w:r>
-        <w:t>Remove-Item .\sandbox\notes.txt</w:t>
+        <w:t>Remove-Item .\cpp\sandbox\notes.txt</w:t>
       </w:r>
     </w:p>
     <w:p>
@@ -12488,7 +12746,7 @@
         <w:pStyle w:val="CommandBlock"/>
       </w:pPr>
       <w:r>
-        <w:t>rm ./sandbox/notes.txt</w:t>
+        <w:t>rm ./cpp/sandbox/notes.txt</w:t>
       </w:r>
     </w:p>
     <w:p>
@@ -12509,7 +12767,7 @@
         <w:keepNext/>
       </w:pPr>
       <w:r>
-        <w:t xml:space="preserve">The block runs the explorer once. Type each command and answer exactly as it appears after its prompt below, and press Enter after each one. Then $LASTEXITCODE (echo $? on Linux or macOS) prints 0, and Remove-Item (rm) deletes the notes.txt the run wrote, so the sandbox is back as Project Setup made it. Your screen must show these lines, with the same spelling, spacing, and capitalization, except the Sandbox line, which shows your own folder: $env:USERNAME prints the user name that replaces </w:t>
+        <w:t xml:space="preserve">The block runs the explorer once. Type each command and answer exactly as it appears after its prompt below, and press Enter after each one. Then $LASTEXITCODE (echo $? on Linux or macOS) prints 0, and Remove-Item (rm) deletes the notes.txt the run wrote, so .\cpp\sandbox is back as Project Setup made it. Your screen must show these lines, with the same spelling, spacing, and capitalization, except the Sandbox line, which shows your own folder: $env:USERNAME prints the user name that replaces </w:t>
       </w:r>
       <w:r>
         <w:rPr>
@@ -12518,7 +12776,7 @@
         <w:t>&lt;&lt;&lt;your $env:USERNAME&gt;&gt;&gt;</w:t>
       </w:r>
       <w:r>
-        <w:t>.</w:t>
+        <w:t>, and ... stands for mini-file-explorer, as in the Required Clean-Run Output.</w:t>
       </w:r>
     </w:p>
     <w:p>
@@ -12550,7 +12808,7 @@
         <w:t>&lt;&lt;&lt;your $env:USERNAME&gt;&gt;&gt;</w:t>
       </w:r>
       <w:r>
-        <w:t>\spa\mini-file-explorer\sandbox</w:t>
+        <w:t>\spa\...\cpp\sandbox</w:t>
       </w:r>
     </w:p>
     <w:p>
@@ -12622,7 +12880,7 @@
         <w:keepNext/>
       </w:pPr>
       <w:r>
-        <w:t>Wrote sandbox\notes.txt</w:t>
+        <w:t>Wrote cpp\sandbox\notes.txt</w:t>
       </w:r>
     </w:p>
     <w:p>
@@ -12649,7 +12907,7 @@
         <w:keepNext/>
       </w:pPr>
       <w:r>
-        <w:t>Contents of sandbox\notes.txt:</w:t>
+        <w:t>Contents of cpp\sandbox\notes.txt:</w:t>
       </w:r>
     </w:p>
     <w:p>
@@ -12733,7 +12991,7 @@
         <w:pStyle w:val="ListBullet"/>
       </w:pPr>
       <w:r>
-        <w:t>where proves the joining: your own folder, then mini-file-explorer, then sandbox, the folder every name is joined to.</w:t>
+        <w:t>where proves the joining: your own folder, then mini-file-explorer, then cpp and sandbox, the folder every name is joined to.</w:t>
       </w:r>
     </w:p>
     <w:p>
@@ -12749,7 +13007,7 @@
         <w:pStyle w:val="ListBullet"/>
       </w:pPr>
       <w:r>
-        <w:t>write then read proves the round trip: the text you typed was written into .\sandbox\notes.txt with a line ending, and read back unchanged.</w:t>
+        <w:t>write then read proves the round trip: the text you typed was written into .\cpp\sandbox\notes.txt with a line ending, and read back unchanged.</w:t>
       </w:r>
     </w:p>
     <w:p>
@@ -15460,31 +15718,47 @@
         <w:pStyle w:val="SourceCode"/>
       </w:pPr>
       <w:r>
-        <w:t>// The folder the explorer works in; Project Setup created it. Every path</w:t>
-      </w:r>
-    </w:p>
-    <w:p>
-      <w:pPr>
-        <w:pStyle w:val="SourceCode"/>
-      </w:pPr>
-      <w:r>
-        <w:t>// the explorer uses is this folder joined with a checked plain name.</w:t>
-      </w:r>
-    </w:p>
-    <w:p>
-      <w:pPr>
-        <w:pStyle w:val="SourceCode"/>
-      </w:pPr>
-      <w:r>
-        <w:t>// Remember, const = never changes, and / joins with the separator.</w:t>
-      </w:r>
-    </w:p>
-    <w:p>
-      <w:pPr>
-        <w:pStyle w:val="SourceCode"/>
-      </w:pPr>
-      <w:r>
-        <w:t>const std::filesystem::path SANDBOX = "sandbox";</w:t>
+        <w:t>// The folder the explorer works in: the sandbox inside C++'s own folder,</w:t>
+      </w:r>
+    </w:p>
+    <w:p>
+      <w:pPr>
+        <w:pStyle w:val="SourceCode"/>
+      </w:pPr>
+      <w:r>
+        <w:t>// cpp\sandbox on Windows, so the C++ programs write only there. Project</w:t>
+      </w:r>
+    </w:p>
+    <w:p>
+      <w:pPr>
+        <w:pStyle w:val="SourceCode"/>
+      </w:pPr>
+      <w:r>
+        <w:t>// Setup created it. Every path the explorer uses is this folder joined</w:t>
+      </w:r>
+    </w:p>
+    <w:p>
+      <w:pPr>
+        <w:pStyle w:val="SourceCode"/>
+      </w:pPr>
+      <w:r>
+        <w:t>// with a checked plain name. Remember, const = never changes, and /</w:t>
+      </w:r>
+    </w:p>
+    <w:p>
+      <w:pPr>
+        <w:pStyle w:val="SourceCode"/>
+      </w:pPr>
+      <w:r>
+        <w:t>// joins with the separator, as many parts as you write.</w:t>
+      </w:r>
+    </w:p>
+    <w:p>
+      <w:pPr>
+        <w:pStyle w:val="SourceCode"/>
+      </w:pPr>
+      <w:r>
+        <w:t>const std::filesystem::path SANDBOX = std::filesystem::path("cpp") / "sandbox";</w:t>
       </w:r>
     </w:p>
     <w:p>
@@ -17527,7 +17801,7 @@
         <w:pStyle w:val="CommandBlock"/>
       </w:pPr>
       <w:r>
-        <w:t>Remove-Item .\sandbox\archive\old.txt</w:t>
+        <w:t>Remove-Item .\cpp\sandbox\archive\old.txt</w:t>
       </w:r>
     </w:p>
     <w:p>
@@ -17584,7 +17858,7 @@
         <w:pStyle w:val="CommandBlock"/>
       </w:pPr>
       <w:r>
-        <w:t>rm ./sandbox/archive/old.txt</w:t>
+        <w:t>rm ./cpp/sandbox/archive/old.txt</w:t>
       </w:r>
     </w:p>
     <w:p>
@@ -17678,7 +17952,7 @@
         <w:keepNext/>
       </w:pPr>
       <w:r>
-        <w:t>Run 1 must match the Required Clean-Run Output in Validation Rules line for line: the same commands, results, and spelling, with only the Sandbox and Path lines showing your own folder and the Modified line the minute of your write, in UTC. Then $LASTEXITCODE (echo $? on Linux or macOS) prints 0. Run 2 is typed, so the terminal shows each answer after its prompt again. Your screen must show these lines, and $LASTEXITCODE prints 0:</w:t>
+        <w:t>Run 1 must match the Required Clean-Run Output in Validation Rules line for line, with cpp in place of c in every path: the same commands, results, and spelling, with only the Sandbox and Path lines showing your own folder and the Modified line the minute of your write, in UTC. Then $LASTEXITCODE (echo $? on Linux or macOS) prints 0. Run 2 is typed, so the terminal shows each answer after its prompt again. Your screen must show these lines, and $LASTEXITCODE prints 0:</w:t>
       </w:r>
     </w:p>
     <w:p>
@@ -17709,7 +17983,7 @@
         <w:pStyle w:val="RequiredOutput"/>
       </w:pPr>
       <w:r>
-        <w:t>Error: sandbox\missing.txt does not exist; nothing was read</w:t>
+        <w:t>Error: cpp\sandbox\missing.txt does not exist; nothing was read</w:t>
       </w:r>
     </w:p>
     <w:p>
@@ -17741,7 +18015,7 @@
         <w:pStyle w:val="RequiredOutput"/>
       </w:pPr>
       <w:r>
-        <w:t>Error: sandbox\inventory.txt already exists; nothing was created</w:t>
+        <w:t>Error: cpp\sandbox\inventory.txt already exists; nothing was created</w:t>
       </w:r>
     </w:p>
     <w:p>
@@ -17773,7 +18047,7 @@
         <w:pStyle w:val="RequiredOutput"/>
       </w:pPr>
       <w:r>
-        <w:t>Error: sandbox\inventory.txt already exists; nothing was changed</w:t>
+        <w:t>Error: cpp\sandbox\inventory.txt already exists; nothing was changed</w:t>
       </w:r>
     </w:p>
     <w:p>
@@ -17805,7 +18079,7 @@
         <w:pStyle w:val="RequiredOutput"/>
       </w:pPr>
       <w:r>
-        <w:t>Error: sandbox\missing.txt does not exist; nothing was moved</w:t>
+        <w:t>Error: cpp\sandbox\missing.txt does not exist; nothing was moved</w:t>
       </w:r>
     </w:p>
     <w:p>
@@ -17853,7 +18127,7 @@
         <w:pStyle w:val="RequiredOutput"/>
       </w:pPr>
       <w:r>
-        <w:t>Error: sandbox\archive is a folder; nothing was deleted</w:t>
+        <w:t>Error: cpp\sandbox\archive is a folder; nothing was deleted</w:t>
       </w:r>
     </w:p>
     <w:p>
@@ -17948,7 +18222,7 @@
         <w:pStyle w:val="ListBullet"/>
       </w:pPr>
       <w:r>
-        <w:t>If Run 1's move prints already exists; nothing was moved, the Remove-Item line did not run after an earlier Run 1: run Remove-Item .\sandbox\archive\old.txt (rm ./sandbox/archive/old.txt on Linux or macOS) and run again.</w:t>
+        <w:t>If Run 1's move prints already exists; nothing was moved, the Remove-Item line did not run after an earlier Run 1: run Remove-Item .\cpp\sandbox\archive\old.txt (rm ./cpp/sandbox/archive/old.txt on Linux or macOS) and run again.</w:t>
       </w:r>
     </w:p>
     <w:p>
@@ -18079,7 +18353,7 @@
     </w:p>
     <w:p>
       <w:r>
-        <w:t>C# keeps the sandbox as a private const string and joins names with Path.Combine. Console.ReadLine returns null when input has ended, so ReadAnswer returns empty text instead, as it did in Chapter 2's survey, and the explorer closes as it does for quit.</w:t>
+        <w:t>C# keeps its sandbox, .\csharp\sandbox, as a private static readonly string built with Path.Combine, and joins names with Path.Combine too. readonly means set once and never changed: a const cannot hold a value a method works out. Console.ReadLine returns null when input has ended, so ReadAnswer returns empty text instead, as it did in Chapter 2's survey, and the explorer closes as it does for quit.</w:t>
       </w:r>
     </w:p>
     <w:p>
@@ -18197,23 +18471,47 @@
         <w:pStyle w:val="SourceCode"/>
       </w:pPr>
       <w:r>
-        <w:t xml:space="preserve">    // The folder the explorer works in; Project Setup created it.</w:t>
-      </w:r>
-    </w:p>
-    <w:p>
-      <w:pPr>
-        <w:pStyle w:val="SourceCode"/>
-      </w:pPr>
-      <w:r>
-        <w:t xml:space="preserve">    // Remember, const = never changes.</w:t>
-      </w:r>
-    </w:p>
-    <w:p>
-      <w:pPr>
-        <w:pStyle w:val="SourceCode"/>
-      </w:pPr>
-      <w:r>
-        <w:t xml:space="preserve">    private const string Sandbox = "sandbox";</w:t>
+        <w:t xml:space="preserve">    // The folder the explorer works in: the sandbox inside C#'s own</w:t>
+      </w:r>
+    </w:p>
+    <w:p>
+      <w:pPr>
+        <w:pStyle w:val="SourceCode"/>
+      </w:pPr>
+      <w:r>
+        <w:t xml:space="preserve">    // folder, csharp\sandbox on Windows, so the C# programs write only</w:t>
+      </w:r>
+    </w:p>
+    <w:p>
+      <w:pPr>
+        <w:pStyle w:val="SourceCode"/>
+      </w:pPr>
+      <w:r>
+        <w:t xml:space="preserve">    // there. Project Setup created it. Path.Combine takes any number of</w:t>
+      </w:r>
+    </w:p>
+    <w:p>
+      <w:pPr>
+        <w:pStyle w:val="SourceCode"/>
+      </w:pPr>
+      <w:r>
+        <w:t xml:space="preserve">    // parts. readonly = set once and never changed: a const cannot hold</w:t>
+      </w:r>
+    </w:p>
+    <w:p>
+      <w:pPr>
+        <w:pStyle w:val="SourceCode"/>
+      </w:pPr>
+      <w:r>
+        <w:t xml:space="preserve">    // a value that a method such as Path.Combine works out.</w:t>
+      </w:r>
+    </w:p>
+    <w:p>
+      <w:pPr>
+        <w:pStyle w:val="SourceCode"/>
+      </w:pPr>
+      <w:r>
+        <w:t xml:space="preserve">    private static readonly string Sandbox = Path.Combine("csharp", "sandbox");</w:t>
       </w:r>
     </w:p>
     <w:p>
@@ -19495,7 +19793,7 @@
         <w:pStyle w:val="CommandBlock"/>
       </w:pPr>
       <w:r>
-        <w:t>Remove-Item .\sandbox\notes.txt</w:t>
+        <w:t>Remove-Item .\csharp\sandbox\notes.txt</w:t>
       </w:r>
     </w:p>
     <w:p>
@@ -19543,7 +19841,7 @@
         <w:pStyle w:val="CommandBlock"/>
       </w:pPr>
       <w:r>
-        <w:t>rm ./sandbox/notes.txt</w:t>
+        <w:t>rm ./csharp/sandbox/notes.txt</w:t>
       </w:r>
     </w:p>
     <w:p>
@@ -19564,10 +19862,10 @@
         <w:keepNext/>
       </w:pPr>
       <w:r>
-        <w:t>dotnet build shows its progress first and ends with a line such as Build succeeded in 1.2s (your time differs); those lines are not part of the program's output. The block runs the explorer once. Type each command and answer exactly as it appears after its prompt below, and press Enter after each one. Then $LASTEXITCODE (echo $? on Linux or macOS) prints 0, and Remove-Item (rm) deletes the notes.txt the run wrote, so the sandbox is back as Project Setup made it. Your screen must show these lines, with the s</w:t>
-      </w:r>
-      <w:r>
-        <w:t xml:space="preserve">ame spelling, spacing, and capitalization, except the Sandbox line, which shows your own folder: $env:USERNAME prints the user name that replaces </w:t>
+        <w:t xml:space="preserve">dotnet build shows its progress first and ends with a line such as Build succeeded in 1.2s (your time differs); those lines are not part of the program's output. The block runs the explorer once. Type each command and answer exactly as it appears after its prompt below, and press Enter after each one. Then $LASTEXITCODE (echo $? on Linux or macOS) prints 0, and Remove-Item (rm) deletes the notes.txt the run wrote, so .\csharp\sandbox is back as Project Setup made it. Your screen must show these lines, with </w:t>
+      </w:r>
+      <w:r>
+        <w:t xml:space="preserve">the same spelling, spacing, and capitalization, except the Sandbox line, which shows your own folder: $env:USERNAME prints the user name that replaces </w:t>
       </w:r>
       <w:r>
         <w:rPr>
@@ -19576,7 +19874,7 @@
         <w:t>&lt;&lt;&lt;your $env:USERNAME&gt;&gt;&gt;</w:t>
       </w:r>
       <w:r>
-        <w:t>.</w:t>
+        <w:t>, and ... stands for mini-file-explorer, as in the Required Clean-Run Output.</w:t>
       </w:r>
     </w:p>
     <w:p>
@@ -19608,7 +19906,7 @@
         <w:t>&lt;&lt;&lt;your $env:USERNAME&gt;&gt;&gt;</w:t>
       </w:r>
       <w:r>
-        <w:t>\spa\mini-file-explorer\sandbox</w:t>
+        <w:t>\spa\...\csharp\sandbox</w:t>
       </w:r>
     </w:p>
     <w:p>
@@ -19680,7 +19978,7 @@
         <w:keepNext/>
       </w:pPr>
       <w:r>
-        <w:t>Wrote sandbox\notes.txt</w:t>
+        <w:t>Wrote csharp\sandbox\notes.txt</w:t>
       </w:r>
     </w:p>
     <w:p>
@@ -19707,7 +20005,7 @@
         <w:keepNext/>
       </w:pPr>
       <w:r>
-        <w:t>Contents of sandbox\notes.txt:</w:t>
+        <w:t>Contents of csharp\sandbox\notes.txt:</w:t>
       </w:r>
     </w:p>
     <w:p>
@@ -19791,7 +20089,7 @@
         <w:pStyle w:val="ListBullet"/>
       </w:pPr>
       <w:r>
-        <w:t>where proves the joining: your own folder, then mini-file-explorer, then sandbox, the folder every name is joined to.</w:t>
+        <w:t>where proves the joining: your own folder, then mini-file-explorer, then csharp and sandbox, the folder every name is joined to.</w:t>
       </w:r>
     </w:p>
     <w:p>
@@ -19807,7 +20105,7 @@
         <w:pStyle w:val="ListBullet"/>
       </w:pPr>
       <w:r>
-        <w:t>write then read proves the round trip: the text you typed was written into .\sandbox\notes.txt with a line ending, and read back unchanged.</w:t>
+        <w:t>write then read proves the round trip: the text you typed was written into .\csharp\sandbox\notes.txt with a line ending, and read back unchanged.</w:t>
       </w:r>
     </w:p>
     <w:p>
@@ -22275,31 +22573,55 @@
         <w:pStyle w:val="SourceCode"/>
       </w:pPr>
       <w:r>
-        <w:t xml:space="preserve">    // The folder the explorer works in; Project Setup created it. Every</w:t>
-      </w:r>
-    </w:p>
-    <w:p>
-      <w:pPr>
-        <w:pStyle w:val="SourceCode"/>
-      </w:pPr>
-      <w:r>
-        <w:t xml:space="preserve">    // path the explorer uses is this folder joined with a checked plain</w:t>
-      </w:r>
-    </w:p>
-    <w:p>
-      <w:pPr>
-        <w:pStyle w:val="SourceCode"/>
-      </w:pPr>
-      <w:r>
-        <w:t xml:space="preserve">    // name. Remember, const = never changes.</w:t>
-      </w:r>
-    </w:p>
-    <w:p>
-      <w:pPr>
-        <w:pStyle w:val="SourceCode"/>
-      </w:pPr>
-      <w:r>
-        <w:t xml:space="preserve">    private const string Sandbox = "sandbox";</w:t>
+        <w:t xml:space="preserve">    // The folder the explorer works in: the sandbox inside C#'s own</w:t>
+      </w:r>
+    </w:p>
+    <w:p>
+      <w:pPr>
+        <w:pStyle w:val="SourceCode"/>
+      </w:pPr>
+      <w:r>
+        <w:t xml:space="preserve">    // folder, csharp\sandbox on Windows, so the C# programs write only</w:t>
+      </w:r>
+    </w:p>
+    <w:p>
+      <w:pPr>
+        <w:pStyle w:val="SourceCode"/>
+      </w:pPr>
+      <w:r>
+        <w:t xml:space="preserve">    // there. Project Setup created it. Every path the explorer uses is</w:t>
+      </w:r>
+    </w:p>
+    <w:p>
+      <w:pPr>
+        <w:pStyle w:val="SourceCode"/>
+      </w:pPr>
+      <w:r>
+        <w:t xml:space="preserve">    // this folder joined with a checked plain name. Path.Combine takes any</w:t>
+      </w:r>
+    </w:p>
+    <w:p>
+      <w:pPr>
+        <w:pStyle w:val="SourceCode"/>
+      </w:pPr>
+      <w:r>
+        <w:t xml:space="preserve">    // number of parts. readonly = set once and never changed: a const</w:t>
+      </w:r>
+    </w:p>
+    <w:p>
+      <w:pPr>
+        <w:pStyle w:val="SourceCode"/>
+      </w:pPr>
+      <w:r>
+        <w:t xml:space="preserve">    // cannot hold a value that a method such as Path.Combine works out.</w:t>
+      </w:r>
+    </w:p>
+    <w:p>
+      <w:pPr>
+        <w:pStyle w:val="SourceCode"/>
+      </w:pPr>
+      <w:r>
+        <w:t xml:space="preserve">    private static readonly string Sandbox = Path.Combine("csharp", "sandbox");</w:t>
       </w:r>
     </w:p>
     <w:p>
@@ -25061,7 +25383,7 @@
         <w:pStyle w:val="CommandBlock"/>
       </w:pPr>
       <w:r>
-        <w:t>Remove-Item .\sandbox\archive\old.txt</w:t>
+        <w:t>Remove-Item .\csharp\sandbox\archive\old.txt</w:t>
       </w:r>
     </w:p>
     <w:p>
@@ -25109,7 +25431,7 @@
         <w:pStyle w:val="CommandBlock"/>
       </w:pPr>
       <w:r>
-        <w:t>rm ./sandbox/archive/old.txt</w:t>
+        <w:t>rm ./csharp/sandbox/archive/old.txt</w:t>
       </w:r>
     </w:p>
     <w:p>
@@ -25203,10 +25525,10 @@
         <w:keepNext/>
       </w:pPr>
       <w:r>
-        <w:t>dotnet build shows its progress first and ends with a line such as Build succeeded in 1.2s (your time differs); those lines are not part of the program's output. Run 1 must match the Required Clean-Run Output in Validation Rules line for line: the same commands, results, and spelling, with only the Sandbox and Path lines showing your own folder and the Modified line the minute of your write, in UTC. Then $LASTEXITCODE (echo $? on Linux or macOS) prints 0. Run 2 is typed, so the terminal shows each answer af</w:t>
-      </w:r>
-      <w:r>
-        <w:t>ter its prompt again. Your screen must show these lines, and $LASTEXITCODE prints 0:</w:t>
+        <w:t>dotnet build shows its progress first and ends with a line such as Build succeeded in 1.2s (your time differs); those lines are not part of the program's output. Run 1 must match the Required Clean-Run Output in Validation Rules line for line, with csharp in place of c in every path: the same commands, results, and spelling, with only the Sandbox and Path lines showing your own folder and the Modified line the minute of your write, in UTC. Then $LASTEXITCODE (echo $? on Linux or macOS) prints 0. Run 2 is ty</w:t>
+      </w:r>
+      <w:r>
+        <w:t>ped, so the terminal shows each answer after its prompt again. Your screen must show these lines, and $LASTEXITCODE prints 0:</w:t>
       </w:r>
     </w:p>
     <w:p>
@@ -25237,7 +25559,7 @@
         <w:pStyle w:val="RequiredOutput"/>
       </w:pPr>
       <w:r>
-        <w:t>Error: sandbox\missing.txt does not exist; nothing was read</w:t>
+        <w:t>Error: csharp\sandbox\missing.txt does not exist; nothing was read</w:t>
       </w:r>
     </w:p>
     <w:p>
@@ -25269,7 +25591,7 @@
         <w:pStyle w:val="RequiredOutput"/>
       </w:pPr>
       <w:r>
-        <w:t>Error: sandbox\inventory.txt already exists; nothing was created</w:t>
+        <w:t>Error: csharp\sandbox\inventory.txt already exists; nothing was created</w:t>
       </w:r>
     </w:p>
     <w:p>
@@ -25301,7 +25623,7 @@
         <w:pStyle w:val="RequiredOutput"/>
       </w:pPr>
       <w:r>
-        <w:t>Error: sandbox\inventory.txt already exists; nothing was changed</w:t>
+        <w:t>Error: csharp\sandbox\inventory.txt already exists; nothing was changed</w:t>
       </w:r>
     </w:p>
     <w:p>
@@ -25333,7 +25655,7 @@
         <w:pStyle w:val="RequiredOutput"/>
       </w:pPr>
       <w:r>
-        <w:t>Error: sandbox\missing.txt does not exist; nothing was moved</w:t>
+        <w:t>Error: csharp\sandbox\missing.txt does not exist; nothing was moved</w:t>
       </w:r>
     </w:p>
     <w:p>
@@ -25381,7 +25703,7 @@
         <w:pStyle w:val="RequiredOutput"/>
       </w:pPr>
       <w:r>
-        <w:t>Error: sandbox\archive is a folder; nothing was deleted</w:t>
+        <w:t>Error: csharp\sandbox\archive is a folder; nothing was deleted</w:t>
       </w:r>
     </w:p>
     <w:p>
@@ -25476,7 +25798,7 @@
         <w:pStyle w:val="ListBullet"/>
       </w:pPr>
       <w:r>
-        <w:t>If Run 1's move prints already exists; nothing was moved, the Remove-Item line did not run after an earlier Run 1: run Remove-Item .\sandbox\archive\old.txt (rm ./sandbox/archive/old.txt on Linux or macOS) and run again.</w:t>
+        <w:t>If Run 1's move prints already exists; nothing was moved, the Remove-Item line did not run after an earlier Run 1: run Remove-Item .\csharp\sandbox\archive\old.txt (rm ./csharp/sandbox/archive/old.txt on Linux or macOS) and run again.</w:t>
       </w:r>
     </w:p>
     <w:p>
@@ -25604,7 +25926,7 @@
     </w:p>
     <w:p>
       <w:r>
-        <w:t>Go keeps the sandbox as a const and joins names with filepath.Join. One scanner reads every line and is passed to each function that asks a question. When input has ended, Scan finds no line and Text returns empty text, so the explorer closes as it does for quit. Go has no while keyword, so the command loop is for running { }.</w:t>
+        <w:t>Go keeps its sandbox, .\go\sandbox, in a var built with filepath.Join, because a const cannot hold a value a function returns, and joins names with filepath.Join too. One scanner reads every line and is passed to each function that asks a question. When input has ended, Scan finds no line and Text returns empty text, so the explorer closes as it does for quit. Go has no while keyword, so the command loop is for running { }.</w:t>
       </w:r>
     </w:p>
     <w:p>
@@ -25767,23 +26089,39 @@
         <w:pStyle w:val="SourceCode"/>
       </w:pPr>
       <w:r>
-        <w:t>// The folder the explorer works in; Project Setup created it. Remember,</w:t>
-      </w:r>
-    </w:p>
-    <w:p>
-      <w:pPr>
-        <w:pStyle w:val="SourceCode"/>
-      </w:pPr>
-      <w:r>
-        <w:t>// const = never changes.</w:t>
-      </w:r>
-    </w:p>
-    <w:p>
-      <w:pPr>
-        <w:pStyle w:val="SourceCode"/>
-      </w:pPr>
-      <w:r>
-        <w:t>const sandbox = "sandbox"</w:t>
+        <w:t>// The folder the explorer works in: the sandbox inside Go's own folder,</w:t>
+      </w:r>
+    </w:p>
+    <w:p>
+      <w:pPr>
+        <w:pStyle w:val="SourceCode"/>
+      </w:pPr>
+      <w:r>
+        <w:t>// go\sandbox on Windows, so the Go programs write only there. Project</w:t>
+      </w:r>
+    </w:p>
+    <w:p>
+      <w:pPr>
+        <w:pStyle w:val="SourceCode"/>
+      </w:pPr>
+      <w:r>
+        <w:t>// Setup created it. filepath.Join takes any number of parts. var, not</w:t>
+      </w:r>
+    </w:p>
+    <w:p>
+      <w:pPr>
+        <w:pStyle w:val="SourceCode"/>
+      </w:pPr>
+      <w:r>
+        <w:t>// const: a const cannot hold a value that a function returns.</w:t>
+      </w:r>
+    </w:p>
+    <w:p>
+      <w:pPr>
+        <w:pStyle w:val="SourceCode"/>
+      </w:pPr>
+      <w:r>
+        <w:t>var sandbox = filepath.Join("go", "sandbox")</w:t>
       </w:r>
     </w:p>
     <w:p>
@@ -26854,7 +27192,7 @@
         <w:pStyle w:val="CommandBlock"/>
       </w:pPr>
       <w:r>
-        <w:t>Remove-Item .\sandbox\notes.txt</w:t>
+        <w:t>Remove-Item .\go\sandbox\notes.txt</w:t>
       </w:r>
     </w:p>
     <w:p>
@@ -26902,7 +27240,7 @@
         <w:pStyle w:val="CommandBlock"/>
       </w:pPr>
       <w:r>
-        <w:t>rm ./sandbox/notes.txt</w:t>
+        <w:t>rm ./go/sandbox/notes.txt</w:t>
       </w:r>
     </w:p>
     <w:p>
@@ -26923,7 +27261,7 @@
         <w:keepNext/>
       </w:pPr>
       <w:r>
-        <w:t xml:space="preserve">The block runs the explorer once. Type each command and answer exactly as it appears after its prompt below, and press Enter after each one. Then $LASTEXITCODE (echo $? on Linux or macOS) prints 0, and Remove-Item (rm) deletes the notes.txt the run wrote, so the sandbox is back as Project Setup made it. Your screen must show these lines, with the same spelling, spacing, and capitalization, except the Sandbox line, which shows your own folder: $env:USERNAME prints the user name that replaces </w:t>
+        <w:t xml:space="preserve">The block runs the explorer once. Type each command and answer exactly as it appears after its prompt below, and press Enter after each one. Then $LASTEXITCODE (echo $? on Linux or macOS) prints 0, and Remove-Item (rm) deletes the notes.txt the run wrote, so .\go\sandbox is back as Project Setup made it. Your screen must show these lines, with the same spelling, spacing, and capitalization, except the Sandbox line, which shows your own folder: $env:USERNAME prints the user name that replaces </w:t>
       </w:r>
       <w:r>
         <w:rPr>
@@ -26932,7 +27270,7 @@
         <w:t>&lt;&lt;&lt;your $env:USERNAME&gt;&gt;&gt;</w:t>
       </w:r>
       <w:r>
-        <w:t>.</w:t>
+        <w:t>, and ... stands for mini-file-explorer, as in the Required Clean-Run Output.</w:t>
       </w:r>
     </w:p>
     <w:p>
@@ -26964,7 +27302,7 @@
         <w:t>&lt;&lt;&lt;your $env:USERNAME&gt;&gt;&gt;</w:t>
       </w:r>
       <w:r>
-        <w:t>\spa\mini-file-explorer\sandbox</w:t>
+        <w:t>\spa\...\go\sandbox</w:t>
       </w:r>
     </w:p>
     <w:p>
@@ -27036,7 +27374,7 @@
         <w:keepNext/>
       </w:pPr>
       <w:r>
-        <w:t>Wrote sandbox\notes.txt</w:t>
+        <w:t>Wrote go\sandbox\notes.txt</w:t>
       </w:r>
     </w:p>
     <w:p>
@@ -27063,7 +27401,7 @@
         <w:keepNext/>
       </w:pPr>
       <w:r>
-        <w:t>Contents of sandbox\notes.txt:</w:t>
+        <w:t>Contents of go\sandbox\notes.txt:</w:t>
       </w:r>
     </w:p>
     <w:p>
@@ -27147,7 +27485,7 @@
         <w:pStyle w:val="ListBullet"/>
       </w:pPr>
       <w:r>
-        <w:t>where proves the joining: your own folder, then mini-file-explorer, then sandbox, the folder every name is joined to.</w:t>
+        <w:t>where proves the joining: your own folder, then mini-file-explorer, then go and sandbox, the folder every name is joined to.</w:t>
       </w:r>
     </w:p>
     <w:p>
@@ -27163,7 +27501,7 @@
         <w:pStyle w:val="ListBullet"/>
       </w:pPr>
       <w:r>
-        <w:t>write then read proves the round trip: the text you typed was written into .\sandbox\notes.txt with a line ending, and read back unchanged.</w:t>
+        <w:t>write then read proves the round trip: the text you typed was written into .\go\sandbox\notes.txt with a line ending, and read back unchanged.</w:t>
       </w:r>
     </w:p>
     <w:p>
@@ -29574,31 +29912,47 @@
         <w:pStyle w:val="SourceCode"/>
       </w:pPr>
       <w:r>
-        <w:t>// The folder the explorer works in; Project Setup created it. Every path</w:t>
-      </w:r>
-    </w:p>
-    <w:p>
-      <w:pPr>
-        <w:pStyle w:val="SourceCode"/>
-      </w:pPr>
-      <w:r>
-        <w:t>// the explorer uses is this folder joined with a checked plain name.</w:t>
-      </w:r>
-    </w:p>
-    <w:p>
-      <w:pPr>
-        <w:pStyle w:val="SourceCode"/>
-      </w:pPr>
-      <w:r>
-        <w:t>// Remember, const = never changes.</w:t>
-      </w:r>
-    </w:p>
-    <w:p>
-      <w:pPr>
-        <w:pStyle w:val="SourceCode"/>
-      </w:pPr>
-      <w:r>
-        <w:t>const sandbox = "sandbox"</w:t>
+        <w:t>// The folder the explorer works in: the sandbox inside Go's own folder,</w:t>
+      </w:r>
+    </w:p>
+    <w:p>
+      <w:pPr>
+        <w:pStyle w:val="SourceCode"/>
+      </w:pPr>
+      <w:r>
+        <w:t>// go\sandbox on Windows, so the Go programs write only there. Project</w:t>
+      </w:r>
+    </w:p>
+    <w:p>
+      <w:pPr>
+        <w:pStyle w:val="SourceCode"/>
+      </w:pPr>
+      <w:r>
+        <w:t>// Setup created it. Every path the explorer uses is this folder joined</w:t>
+      </w:r>
+    </w:p>
+    <w:p>
+      <w:pPr>
+        <w:pStyle w:val="SourceCode"/>
+      </w:pPr>
+      <w:r>
+        <w:t>// with a checked plain name. filepath.Join takes any number of parts.</w:t>
+      </w:r>
+    </w:p>
+    <w:p>
+      <w:pPr>
+        <w:pStyle w:val="SourceCode"/>
+      </w:pPr>
+      <w:r>
+        <w:t>// var, not const: a const cannot hold a value that a function returns.</w:t>
+      </w:r>
+    </w:p>
+    <w:p>
+      <w:pPr>
+        <w:pStyle w:val="SourceCode"/>
+      </w:pPr>
+      <w:r>
+        <w:t>var sandbox = filepath.Join("go", "sandbox")</w:t>
       </w:r>
     </w:p>
     <w:p>
@@ -31624,7 +31978,7 @@
         <w:pStyle w:val="CommandBlock"/>
       </w:pPr>
       <w:r>
-        <w:t>Remove-Item .\sandbox\archive\old.txt</w:t>
+        <w:t>Remove-Item .\go\sandbox\archive\old.txt</w:t>
       </w:r>
     </w:p>
     <w:p>
@@ -31672,7 +32026,7 @@
         <w:pStyle w:val="CommandBlock"/>
       </w:pPr>
       <w:r>
-        <w:t>rm ./sandbox/archive/old.txt</w:t>
+        <w:t>rm ./go/sandbox/archive/old.txt</w:t>
       </w:r>
     </w:p>
     <w:p>
@@ -31766,7 +32120,7 @@
         <w:keepNext/>
       </w:pPr>
       <w:r>
-        <w:t>Run 1 must match the Required Clean-Run Output in Validation Rules line for line: the same commands, results, and spelling, with only the Sandbox and Path lines showing your own folder and the Modified line the minute of your write, in UTC. Then $LASTEXITCODE (echo $? on Linux or macOS) prints 0. Run 2 is typed, so the terminal shows each answer after its prompt again. Your screen must show these lines, and $LASTEXITCODE prints 0:</w:t>
+        <w:t>Run 1 must match the Required Clean-Run Output in Validation Rules line for line, with go in place of c in every path: the same commands, results, and spelling, with only the Sandbox and Path lines showing your own folder and the Modified line the minute of your write, in UTC. Then $LASTEXITCODE (echo $? on Linux or macOS) prints 0. Run 2 is typed, so the terminal shows each answer after its prompt again. Your screen must show these lines, and $LASTEXITCODE prints 0:</w:t>
       </w:r>
     </w:p>
     <w:p>
@@ -31797,7 +32151,7 @@
         <w:pStyle w:val="RequiredOutput"/>
       </w:pPr>
       <w:r>
-        <w:t>Error: sandbox\missing.txt does not exist; nothing was read</w:t>
+        <w:t>Error: go\sandbox\missing.txt does not exist; nothing was read</w:t>
       </w:r>
     </w:p>
     <w:p>
@@ -31829,7 +32183,7 @@
         <w:pStyle w:val="RequiredOutput"/>
       </w:pPr>
       <w:r>
-        <w:t>Error: sandbox\inventory.txt already exists; nothing was created</w:t>
+        <w:t>Error: go\sandbox\inventory.txt already exists; nothing was created</w:t>
       </w:r>
     </w:p>
     <w:p>
@@ -31861,7 +32215,7 @@
         <w:pStyle w:val="RequiredOutput"/>
       </w:pPr>
       <w:r>
-        <w:t>Error: sandbox\inventory.txt already exists; nothing was changed</w:t>
+        <w:t>Error: go\sandbox\inventory.txt already exists; nothing was changed</w:t>
       </w:r>
     </w:p>
     <w:p>
@@ -31893,7 +32247,7 @@
         <w:pStyle w:val="RequiredOutput"/>
       </w:pPr>
       <w:r>
-        <w:t>Error: sandbox\missing.txt does not exist; nothing was moved</w:t>
+        <w:t>Error: go\sandbox\missing.txt does not exist; nothing was moved</w:t>
       </w:r>
     </w:p>
     <w:p>
@@ -31941,7 +32295,7 @@
         <w:pStyle w:val="RequiredOutput"/>
       </w:pPr>
       <w:r>
-        <w:t>Error: sandbox\archive is a folder; nothing was deleted</w:t>
+        <w:t>Error: go\sandbox\archive is a folder; nothing was deleted</w:t>
       </w:r>
     </w:p>
     <w:p>
@@ -32036,7 +32390,7 @@
         <w:pStyle w:val="ListBullet"/>
       </w:pPr>
       <w:r>
-        <w:t>If Run 1's move prints already exists; nothing was moved, the Remove-Item line did not run after an earlier Run 1: run Remove-Item .\sandbox\archive\old.txt (rm ./sandbox/archive/old.txt on Linux or macOS) and run again.</w:t>
+        <w:t>If Run 1's move prints already exists; nothing was moved, the Remove-Item line did not run after an earlier Run 1: run Remove-Item .\go\sandbox\archive\old.txt (rm ./go/sandbox/archive/old.txt on Linux or macOS) and run again.</w:t>
       </w:r>
     </w:p>
     <w:p>
@@ -32164,7 +32518,7 @@
     </w:p>
     <w:p>
       <w:r>
-        <w:t>Python keeps the sandbox as the constant SANDBOX and joins names with os.path.join. input raises EOFError, the exception for "no more input", when input has ended, so read_answer catches it and returns empty text, and the explorer closes as it does for quit, as in the other languages.</w:t>
+        <w:t>Python keeps its sandbox, .\python\sandbox, as the constant SANDBOX, built with os.path.join, and joins names with os.path.join too. input raises EOFError, the exception for "no more input", when input has ended, so read_answer catches it and returns empty text, and the explorer closes as it does for quit, as in the other languages.</w:t>
       </w:r>
     </w:p>
     <w:p>
@@ -32271,23 +32625,39 @@
         <w:pStyle w:val="SourceCode"/>
       </w:pPr>
       <w:r>
-        <w:t># The folder the explorer works in; Project Setup created it. Remember,</w:t>
-      </w:r>
-    </w:p>
-    <w:p>
-      <w:pPr>
-        <w:pStyle w:val="SourceCode"/>
-      </w:pPr>
-      <w:r>
-        <w:t># ALL_CAPS marks a constant.</w:t>
-      </w:r>
-    </w:p>
-    <w:p>
-      <w:pPr>
-        <w:pStyle w:val="SourceCode"/>
-      </w:pPr>
-      <w:r>
-        <w:t>SANDBOX = "sandbox"</w:t>
+        <w:t># The folder the explorer works in: the sandbox inside Python's own</w:t>
+      </w:r>
+    </w:p>
+    <w:p>
+      <w:pPr>
+        <w:pStyle w:val="SourceCode"/>
+      </w:pPr>
+      <w:r>
+        <w:t># folder, python\sandbox on Windows, so the Python programs write only</w:t>
+      </w:r>
+    </w:p>
+    <w:p>
+      <w:pPr>
+        <w:pStyle w:val="SourceCode"/>
+      </w:pPr>
+      <w:r>
+        <w:t># there. Project Setup created it. os.path.join takes any number of</w:t>
+      </w:r>
+    </w:p>
+    <w:p>
+      <w:pPr>
+        <w:pStyle w:val="SourceCode"/>
+      </w:pPr>
+      <w:r>
+        <w:t># parts. Remember, ALL_CAPS marks a constant.</w:t>
+      </w:r>
+    </w:p>
+    <w:p>
+      <w:pPr>
+        <w:pStyle w:val="SourceCode"/>
+      </w:pPr>
+      <w:r>
+        <w:t>SANDBOX = os.path.join("python", "sandbox")</w:t>
       </w:r>
     </w:p>
     <w:p>
@@ -33211,7 +33581,7 @@
         <w:pStyle w:val="CommandBlock"/>
       </w:pPr>
       <w:r>
-        <w:t>Remove-Item .\sandbox\notes.txt</w:t>
+        <w:t>Remove-Item .\python\sandbox\notes.txt</w:t>
       </w:r>
     </w:p>
     <w:p>
@@ -33250,7 +33620,7 @@
         <w:pStyle w:val="CommandBlock"/>
       </w:pPr>
       <w:r>
-        <w:t>rm ./sandbox/notes.txt</w:t>
+        <w:t>rm ./python/sandbox/notes.txt</w:t>
       </w:r>
     </w:p>
     <w:p>
@@ -33271,7 +33641,7 @@
         <w:keepNext/>
       </w:pPr>
       <w:r>
-        <w:t xml:space="preserve">The block runs the explorer once. Type each command and answer exactly as it appears after its prompt below, and press Enter after each one. Then $LASTEXITCODE (echo $? on Linux or macOS) prints 0, and Remove-Item (rm) deletes the notes.txt the run wrote, so the sandbox is back as Project Setup made it. Your screen must show these lines, with the same spelling, spacing, and capitalization, except the Sandbox line, which shows your own folder: $env:USERNAME prints the user name that replaces </w:t>
+        <w:t xml:space="preserve">The block runs the explorer once. Type each command and answer exactly as it appears after its prompt below, and press Enter after each one. Then $LASTEXITCODE (echo $? on Linux or macOS) prints 0, and Remove-Item (rm) deletes the notes.txt the run wrote, so .\python\sandbox is back as Project Setup made it. Your screen must show these lines, with the same spelling, spacing, and capitalization, except the Sandbox line, which shows your own folder: $env:USERNAME prints the user name that replaces </w:t>
       </w:r>
       <w:r>
         <w:rPr>
@@ -33280,7 +33650,7 @@
         <w:t>&lt;&lt;&lt;your $env:USERNAME&gt;&gt;&gt;</w:t>
       </w:r>
       <w:r>
-        <w:t>.</w:t>
+        <w:t>, and ... stands for mini-file-explorer, as in the Required Clean-Run Output.</w:t>
       </w:r>
     </w:p>
     <w:p>
@@ -33312,7 +33682,7 @@
         <w:t>&lt;&lt;&lt;your $env:USERNAME&gt;&gt;&gt;</w:t>
       </w:r>
       <w:r>
-        <w:t>\spa\mini-file-explorer\sandbox</w:t>
+        <w:t>\spa\...\python\sandbox</w:t>
       </w:r>
     </w:p>
     <w:p>
@@ -33384,7 +33754,7 @@
         <w:keepNext/>
       </w:pPr>
       <w:r>
-        <w:t>Wrote sandbox\notes.txt</w:t>
+        <w:t>Wrote python\sandbox\notes.txt</w:t>
       </w:r>
     </w:p>
     <w:p>
@@ -33411,7 +33781,7 @@
         <w:keepNext/>
       </w:pPr>
       <w:r>
-        <w:t>Contents of sandbox\notes.txt:</w:t>
+        <w:t>Contents of python\sandbox\notes.txt:</w:t>
       </w:r>
     </w:p>
     <w:p>
@@ -33495,7 +33865,7 @@
         <w:pStyle w:val="ListBullet"/>
       </w:pPr>
       <w:r>
-        <w:t>where proves the joining: your own folder, then mini-file-explorer, then sandbox, the folder every name is joined to.</w:t>
+        <w:t>where proves the joining: your own folder, then mini-file-explorer, then python and sandbox, the folder every name is joined to.</w:t>
       </w:r>
     </w:p>
     <w:p>
@@ -33511,7 +33881,7 @@
         <w:pStyle w:val="ListBullet"/>
       </w:pPr>
       <w:r>
-        <w:t>write then read proves the round trip: the text you typed was written into .\sandbox\notes.txt with a line ending, and read back unchanged.</w:t>
+        <w:t>write then read proves the round trip: the text you typed was written into .\python\sandbox\notes.txt with a line ending, and read back unchanged.</w:t>
       </w:r>
     </w:p>
     <w:p>
@@ -35117,31 +35487,47 @@
         <w:pStyle w:val="SourceCode"/>
       </w:pPr>
       <w:r>
-        <w:t># The folder the explorer works in; Project Setup created it. Every path</w:t>
-      </w:r>
-    </w:p>
-    <w:p>
-      <w:pPr>
-        <w:pStyle w:val="SourceCode"/>
-      </w:pPr>
-      <w:r>
-        <w:t># the explorer uses is this folder joined with a checked plain name.</w:t>
-      </w:r>
-    </w:p>
-    <w:p>
-      <w:pPr>
-        <w:pStyle w:val="SourceCode"/>
-      </w:pPr>
-      <w:r>
-        <w:t># Remember, ALL_CAPS marks a constant.</w:t>
-      </w:r>
-    </w:p>
-    <w:p>
-      <w:pPr>
-        <w:pStyle w:val="SourceCode"/>
-      </w:pPr>
-      <w:r>
-        <w:t>SANDBOX = "sandbox"</w:t>
+        <w:t># The folder the explorer works in: the sandbox inside Python's own</w:t>
+      </w:r>
+    </w:p>
+    <w:p>
+      <w:pPr>
+        <w:pStyle w:val="SourceCode"/>
+      </w:pPr>
+      <w:r>
+        <w:t># folder, python\sandbox on Windows, so the Python programs write only</w:t>
+      </w:r>
+    </w:p>
+    <w:p>
+      <w:pPr>
+        <w:pStyle w:val="SourceCode"/>
+      </w:pPr>
+      <w:r>
+        <w:t># there. Project Setup created it. Every path the explorer uses is this</w:t>
+      </w:r>
+    </w:p>
+    <w:p>
+      <w:pPr>
+        <w:pStyle w:val="SourceCode"/>
+      </w:pPr>
+      <w:r>
+        <w:t># folder joined with a checked plain name. os.path.join takes any number</w:t>
+      </w:r>
+    </w:p>
+    <w:p>
+      <w:pPr>
+        <w:pStyle w:val="SourceCode"/>
+      </w:pPr>
+      <w:r>
+        <w:t># of parts. Remember, ALL_CAPS marks a constant.</w:t>
+      </w:r>
+    </w:p>
+    <w:p>
+      <w:pPr>
+        <w:pStyle w:val="SourceCode"/>
+      </w:pPr>
+      <w:r>
+        <w:t>SANDBOX = os.path.join("python", "sandbox")</w:t>
       </w:r>
     </w:p>
     <w:p>
@@ -36934,7 +37320,7 @@
         <w:pStyle w:val="CommandBlock"/>
       </w:pPr>
       <w:r>
-        <w:t>Remove-Item .\sandbox\archive\old.txt</w:t>
+        <w:t>Remove-Item .\python\sandbox\archive\old.txt</w:t>
       </w:r>
     </w:p>
     <w:p>
@@ -36973,7 +37359,7 @@
         <w:pStyle w:val="CommandBlock"/>
       </w:pPr>
       <w:r>
-        <w:t>rm ./sandbox/archive/old.txt</w:t>
+        <w:t>rm ./python/sandbox/archive/old.txt</w:t>
       </w:r>
     </w:p>
     <w:p>
@@ -37067,7 +37453,7 @@
         <w:keepNext/>
       </w:pPr>
       <w:r>
-        <w:t>Run 1 must match the Required Clean-Run Output in Validation Rules line for line: the same commands, results, and spelling, with only the Sandbox and Path lines showing your own folder and the Modified line the minute of your write, in UTC. Then $LASTEXITCODE (echo $? on Linux or macOS) prints 0. Run 2 is typed, so the terminal shows each answer after its prompt again. Your screen must show these lines, and $LASTEXITCODE prints 0:</w:t>
+        <w:t>Run 1 must match the Required Clean-Run Output in Validation Rules line for line, with python in place of c in every path: the same commands, results, and spelling, with only the Sandbox and Path lines showing your own folder and the Modified line the minute of your write, in UTC. Then $LASTEXITCODE (echo $? on Linux or macOS) prints 0. Run 2 is typed, so the terminal shows each answer after its prompt again. Your screen must show these lines, and $LASTEXITCODE prints 0:</w:t>
       </w:r>
     </w:p>
     <w:p>
@@ -37098,7 +37484,7 @@
         <w:pStyle w:val="RequiredOutput"/>
       </w:pPr>
       <w:r>
-        <w:t>Error: sandbox\missing.txt does not exist; nothing was read</w:t>
+        <w:t>Error: python\sandbox\missing.txt does not exist; nothing was read</w:t>
       </w:r>
     </w:p>
     <w:p>
@@ -37130,7 +37516,7 @@
         <w:pStyle w:val="RequiredOutput"/>
       </w:pPr>
       <w:r>
-        <w:t>Error: sandbox\inventory.txt already exists; nothing was created</w:t>
+        <w:t>Error: python\sandbox\inventory.txt already exists; nothing was created</w:t>
       </w:r>
     </w:p>
     <w:p>
@@ -37162,7 +37548,7 @@
         <w:pStyle w:val="RequiredOutput"/>
       </w:pPr>
       <w:r>
-        <w:t>Error: sandbox\inventory.txt already exists; nothing was changed</w:t>
+        <w:t>Error: python\sandbox\inventory.txt already exists; nothing was changed</w:t>
       </w:r>
     </w:p>
     <w:p>
@@ -37194,7 +37580,7 @@
         <w:pStyle w:val="RequiredOutput"/>
       </w:pPr>
       <w:r>
-        <w:t>Error: sandbox\missing.txt does not exist; nothing was moved</w:t>
+        <w:t>Error: python\sandbox\missing.txt does not exist; nothing was moved</w:t>
       </w:r>
     </w:p>
     <w:p>
@@ -37242,7 +37628,7 @@
         <w:pStyle w:val="RequiredOutput"/>
       </w:pPr>
       <w:r>
-        <w:t>Error: sandbox\archive is a folder; nothing was deleted</w:t>
+        <w:t>Error: python\sandbox\archive is a folder; nothing was deleted</w:t>
       </w:r>
     </w:p>
     <w:p>
@@ -37337,7 +37723,7 @@
         <w:pStyle w:val="ListBullet"/>
       </w:pPr>
       <w:r>
-        <w:t>If Run 1's move prints already exists; nothing was moved, the Remove-Item line did not run after an earlier Run 1: run Remove-Item .\sandbox\archive\old.txt (rm ./sandbox/archive/old.txt on Linux or macOS) and run again.</w:t>
+        <w:t>If Run 1's move prints already exists; nothing was moved, the Remove-Item line did not run after an earlier Run 1: run Remove-Item .\python\sandbox\archive\old.txt (rm ./python/sandbox/archive/old.txt on Linux or macOS) and run again.</w:t>
       </w:r>
     </w:p>
     <w:p>
@@ -37465,7 +37851,7 @@
     </w:p>
     <w:p>
       <w:r>
-        <w:t>TypeScript keeps the sandbox as a const and joins names with join from node:path. Every question awaits the next typed line, so every function that asks one is async, and the loop awaits it. The next line is undefined when input has ended, so readAnswer returns empty text instead, and the explorer closes as it does for quit. The reader is closed after the loop so the program can end.</w:t>
+        <w:t>TypeScript keeps its sandbox, .\typescript\sandbox, as a const built with join from node:path, and joins names with join too. Every question awaits the next typed line, so every function that asks one is async, and the loop awaits it. The next line is undefined when input has ended, so readAnswer returns empty text instead, and the explorer closes as it does for quit. The reader is closed after the loop so the program can end.</w:t>
       </w:r>
     </w:p>
     <w:p>
@@ -37572,23 +37958,39 @@
         <w:pStyle w:val="SourceCode"/>
       </w:pPr>
       <w:r>
-        <w:t>// The folder the explorer works in; Project Setup created it. Remember,</w:t>
-      </w:r>
-    </w:p>
-    <w:p>
-      <w:pPr>
-        <w:pStyle w:val="SourceCode"/>
-      </w:pPr>
-      <w:r>
-        <w:t>// const = never changes.</w:t>
-      </w:r>
-    </w:p>
-    <w:p>
-      <w:pPr>
-        <w:pStyle w:val="SourceCode"/>
-      </w:pPr>
-      <w:r>
-        <w:t>const SANDBOX: string = "sandbox";</w:t>
+        <w:t>// The folder the explorer works in: the sandbox inside TypeScript's own</w:t>
+      </w:r>
+    </w:p>
+    <w:p>
+      <w:pPr>
+        <w:pStyle w:val="SourceCode"/>
+      </w:pPr>
+      <w:r>
+        <w:t>// folder, typescript\sandbox on Windows, so the TypeScript programs write</w:t>
+      </w:r>
+    </w:p>
+    <w:p>
+      <w:pPr>
+        <w:pStyle w:val="SourceCode"/>
+      </w:pPr>
+      <w:r>
+        <w:t>// only there. Project Setup created it. join takes any number of parts.</w:t>
+      </w:r>
+    </w:p>
+    <w:p>
+      <w:pPr>
+        <w:pStyle w:val="SourceCode"/>
+      </w:pPr>
+      <w:r>
+        <w:t>// Remember, const = never changes.</w:t>
+      </w:r>
+    </w:p>
+    <w:p>
+      <w:pPr>
+        <w:pStyle w:val="SourceCode"/>
+      </w:pPr>
+      <w:r>
+        <w:t>const SANDBOX: string = join("typescript", "sandbox");</w:t>
       </w:r>
     </w:p>
     <w:p>
@@ -38658,7 +39060,7 @@
         <w:pStyle w:val="CommandBlock"/>
       </w:pPr>
       <w:r>
-        <w:t>Remove-Item .\sandbox\notes.txt</w:t>
+        <w:t>Remove-Item .\typescript\sandbox\notes.txt</w:t>
       </w:r>
     </w:p>
     <w:p>
@@ -38715,7 +39117,7 @@
         <w:pStyle w:val="CommandBlock"/>
       </w:pPr>
       <w:r>
-        <w:t>rm ./sandbox/notes.txt</w:t>
+        <w:t>rm ./typescript/sandbox/notes.txt</w:t>
       </w:r>
     </w:p>
     <w:p>
@@ -38736,10 +39138,10 @@
         <w:keepNext/>
       </w:pPr>
       <w:r>
-        <w:t>The npm check and build steps print their own lines first; those are not part of the program's output. The block runs the explorer once. Type each command and answer exactly as it appears after its prompt below, and press Enter after each one. Then $LASTEXITCODE (echo $? on Linux or macOS) prints 0, and Remove-Item (rm) deletes the notes.txt the run wrote, so the sandbox is back as Project Setup made it. Your screen must show these lines, with the same spelling, spacing, and capitalization, except the Sandb</w:t>
-      </w:r>
-      <w:r>
-        <w:t xml:space="preserve">ox line, which shows your own folder: $env:USERNAME prints the user name that replaces </w:t>
+        <w:t xml:space="preserve">The npm check and build steps print their own lines first; those are not part of the program's output. The block runs the explorer once. Type each command and answer exactly as it appears after its prompt below, and press Enter after each one. Then $LASTEXITCODE (echo $? on Linux or macOS) prints 0, and Remove-Item (rm) deletes the notes.txt the run wrote, so .\typescript\sandbox is back as Project Setup made it. Your screen must show these lines, with the same spelling, spacing, and capitalization, except </w:t>
+      </w:r>
+      <w:r>
+        <w:t xml:space="preserve">the Sandbox line, which shows your own folder: $env:USERNAME prints the user name that replaces </w:t>
       </w:r>
       <w:r>
         <w:rPr>
@@ -38748,7 +39150,7 @@
         <w:t>&lt;&lt;&lt;your $env:USERNAME&gt;&gt;&gt;</w:t>
       </w:r>
       <w:r>
-        <w:t>.</w:t>
+        <w:t>, and ... stands for mini-file-explorer, as in the Required Clean-Run Output.</w:t>
       </w:r>
     </w:p>
     <w:p>
@@ -38780,7 +39182,7 @@
         <w:t>&lt;&lt;&lt;your $env:USERNAME&gt;&gt;&gt;</w:t>
       </w:r>
       <w:r>
-        <w:t>\spa\mini-file-explorer\sandbox</w:t>
+        <w:t>\spa\...\typescript\sandbox</w:t>
       </w:r>
     </w:p>
     <w:p>
@@ -38852,7 +39254,7 @@
         <w:keepNext/>
       </w:pPr>
       <w:r>
-        <w:t>Wrote sandbox\notes.txt</w:t>
+        <w:t>Wrote typescript\sandbox\notes.txt</w:t>
       </w:r>
     </w:p>
     <w:p>
@@ -38879,7 +39281,7 @@
         <w:keepNext/>
       </w:pPr>
       <w:r>
-        <w:t>Contents of sandbox\notes.txt:</w:t>
+        <w:t>Contents of typescript\sandbox\notes.txt:</w:t>
       </w:r>
     </w:p>
     <w:p>
@@ -38963,7 +39365,7 @@
         <w:pStyle w:val="ListBullet"/>
       </w:pPr>
       <w:r>
-        <w:t>where proves the joining: your own folder, then mini-file-explorer, then sandbox, the folder every name is joined to.</w:t>
+        <w:t>where proves the joining: your own folder, then mini-file-explorer, then typescript and sandbox, the folder every name is joined to.</w:t>
       </w:r>
     </w:p>
     <w:p>
@@ -38979,7 +39381,7 @@
         <w:pStyle w:val="ListBullet"/>
       </w:pPr>
       <w:r>
-        <w:t>write then read proves the round trip: the text you typed was written into .\sandbox\notes.txt with a line ending, and read back unchanged.</w:t>
+        <w:t>write then read proves the round trip: the text you typed was written into .\typescript\sandbox\notes.txt with a line ending, and read back unchanged.</w:t>
       </w:r>
     </w:p>
     <w:p>
@@ -40791,31 +41193,47 @@
         <w:pStyle w:val="SourceCode"/>
       </w:pPr>
       <w:r>
-        <w:t>// The folder the explorer works in; Project Setup created it. Every path</w:t>
-      </w:r>
-    </w:p>
-    <w:p>
-      <w:pPr>
-        <w:pStyle w:val="SourceCode"/>
-      </w:pPr>
-      <w:r>
-        <w:t>// the explorer uses is this folder joined with a checked plain name.</w:t>
-      </w:r>
-    </w:p>
-    <w:p>
-      <w:pPr>
-        <w:pStyle w:val="SourceCode"/>
-      </w:pPr>
-      <w:r>
-        <w:t>// Remember, const = never changes.</w:t>
-      </w:r>
-    </w:p>
-    <w:p>
-      <w:pPr>
-        <w:pStyle w:val="SourceCode"/>
-      </w:pPr>
-      <w:r>
-        <w:t>const SANDBOX: string = "sandbox";</w:t>
+        <w:t>// The folder the explorer works in: the sandbox inside TypeScript's own</w:t>
+      </w:r>
+    </w:p>
+    <w:p>
+      <w:pPr>
+        <w:pStyle w:val="SourceCode"/>
+      </w:pPr>
+      <w:r>
+        <w:t>// folder, typescript\sandbox on Windows, so the TypeScript programs write</w:t>
+      </w:r>
+    </w:p>
+    <w:p>
+      <w:pPr>
+        <w:pStyle w:val="SourceCode"/>
+      </w:pPr>
+      <w:r>
+        <w:t>// only there. Project Setup created it. Every path the explorer uses is</w:t>
+      </w:r>
+    </w:p>
+    <w:p>
+      <w:pPr>
+        <w:pStyle w:val="SourceCode"/>
+      </w:pPr>
+      <w:r>
+        <w:t>// this folder joined with a checked plain name. join takes any number of</w:t>
+      </w:r>
+    </w:p>
+    <w:p>
+      <w:pPr>
+        <w:pStyle w:val="SourceCode"/>
+      </w:pPr>
+      <w:r>
+        <w:t>// parts. Remember, const = never changes.</w:t>
+      </w:r>
+    </w:p>
+    <w:p>
+      <w:pPr>
+        <w:pStyle w:val="SourceCode"/>
+      </w:pPr>
+      <w:r>
+        <w:t>const SANDBOX: string = join("typescript", "sandbox");</w:t>
       </w:r>
     </w:p>
     <w:p>
@@ -42962,7 +43380,7 @@
         <w:pStyle w:val="CommandBlock"/>
       </w:pPr>
       <w:r>
-        <w:t>Remove-Item .\sandbox\archive\old.txt</w:t>
+        <w:t>Remove-Item .\typescript\sandbox\archive\old.txt</w:t>
       </w:r>
     </w:p>
     <w:p>
@@ -43019,7 +43437,7 @@
         <w:pStyle w:val="CommandBlock"/>
       </w:pPr>
       <w:r>
-        <w:t>rm ./sandbox/archive/old.txt</w:t>
+        <w:t>rm ./typescript/sandbox/archive/old.txt</w:t>
       </w:r>
     </w:p>
     <w:p>
@@ -43113,10 +43531,10 @@
         <w:keepNext/>
       </w:pPr>
       <w:r>
-        <w:t>The npm check and build steps print their own lines first; those are not part of the program's output. Run 1 must match the Required Clean-Run Output in Validation Rules line for line: the same commands, results, and spelling, with only the Sandbox and Path lines showing your own folder and the Modified line the minute of your write, in UTC. Then $LASTEXITCODE (echo $? on Linux or macOS) prints 0. Run 2 is typed, so the terminal shows each answer after its prompt again. Your screen must show these lines, an</w:t>
-      </w:r>
-      <w:r>
-        <w:t>d $LASTEXITCODE prints 0:</w:t>
+        <w:t>The npm check and build steps print their own lines first; those are not part of the program's output. Run 1 must match the Required Clean-Run Output in Validation Rules line for line, with typescript in place of c in every path: the same commands, results, and spelling, with only the Sandbox and Path lines showing your own folder and the Modified line the minute of your write, in UTC. Then $LASTEXITCODE (echo $? on Linux or macOS) prints 0. Run 2 is typed, so the terminal shows each answer after its prompt</w:t>
+      </w:r>
+      <w:r>
+        <w:t xml:space="preserve"> again. Your screen must show these lines, and $LASTEXITCODE prints 0:</w:t>
       </w:r>
     </w:p>
     <w:p>
@@ -43147,7 +43565,7 @@
         <w:pStyle w:val="RequiredOutput"/>
       </w:pPr>
       <w:r>
-        <w:t>Error: sandbox\missing.txt does not exist; nothing was read</w:t>
+        <w:t>Error: typescript\sandbox\missing.txt does not exist; nothing was read</w:t>
       </w:r>
     </w:p>
     <w:p>
@@ -43179,7 +43597,7 @@
         <w:pStyle w:val="RequiredOutput"/>
       </w:pPr>
       <w:r>
-        <w:t>Error: sandbox\inventory.txt already exists; nothing was created</w:t>
+        <w:t>Error: typescript\sandbox\inventory.txt already exists; nothing was created</w:t>
       </w:r>
     </w:p>
     <w:p>
@@ -43211,7 +43629,7 @@
         <w:pStyle w:val="RequiredOutput"/>
       </w:pPr>
       <w:r>
-        <w:t>Error: sandbox\inventory.txt already exists; nothing was changed</w:t>
+        <w:t>Error: typescript\sandbox\inventory.txt already exists; nothing was changed</w:t>
       </w:r>
     </w:p>
     <w:p>
@@ -43243,7 +43661,7 @@
         <w:pStyle w:val="RequiredOutput"/>
       </w:pPr>
       <w:r>
-        <w:t>Error: sandbox\missing.txt does not exist; nothing was moved</w:t>
+        <w:t>Error: typescript\sandbox\missing.txt does not exist; nothing was moved</w:t>
       </w:r>
     </w:p>
     <w:p>
@@ -43291,7 +43709,7 @@
         <w:pStyle w:val="RequiredOutput"/>
       </w:pPr>
       <w:r>
-        <w:t>Error: sandbox\archive is a folder; nothing was deleted</w:t>
+        <w:t>Error: typescript\sandbox\archive is a folder; nothing was deleted</w:t>
       </w:r>
     </w:p>
     <w:p>
@@ -43386,7 +43804,7 @@
         <w:pStyle w:val="ListBullet"/>
       </w:pPr>
       <w:r>
-        <w:t>If Run 1's move prints already exists; nothing was moved, the Remove-Item line did not run after an earlier Run 1: run Remove-Item .\sandbox\archive\old.txt (rm ./sandbox/archive/old.txt on Linux or macOS) and run again.</w:t>
+        <w:t>If Run 1's move prints already exists; nothing was moved, the Remove-Item line did not run after an earlier Run 1: run Remove-Item .\typescript\sandbox\archive\old.txt (rm ./typescript/sandbox/archive/old.txt on Linux or macOS) and run again.</w:t>
       </w:r>
     </w:p>
     <w:p>
@@ -43900,7 +44318,7 @@
         <w:pStyle w:val="ListBullet"/>
       </w:pPr>
       <w:r>
-        <w:t>Run every command from the mini-file-explorer directory, with the sandbox as Project Setup made it.</w:t>
+        <w:t>Run every command from the mini-file-explorer directory, with each language's sandbox as Project Setup made it.</w:t>
       </w:r>
     </w:p>
     <w:p>
@@ -43950,7 +44368,7 @@
         <w:keepNext/>
       </w:pPr>
       <w:r>
-        <w:t>Every program works with these values.</w:t>
+        <w:t>Every program works with these values. These are the C lines; each language prints its own folder name in place of c.</w:t>
       </w:r>
     </w:p>
     <w:p>
@@ -43964,7 +44382,7 @@
         <w:keepNext/>
       </w:pPr>
       <w:r>
-        <w:t>Sandbox: sandbox, holding inventory.txt and archive\app.log</w:t>
+        <w:t>Sandbox: c\sandbox, holding inventory.txt and archive\app.log</w:t>
       </w:r>
     </w:p>
     <w:p>
@@ -44027,7 +44445,7 @@
         <w:keepNext/>
       </w:pPr>
       <w:r>
-        <w:t>Exercise: an exists command: sandbox\&lt;name&gt; exists: yes or no</w:t>
+        <w:t>Exercise: an exists command: c\sandbox\&lt;name&gt; exists: yes or no</w:t>
       </w:r>
     </w:p>
     <w:p>
@@ -44064,7 +44482,7 @@
         <w:t>Run 1 of the Production-Minded program uses every command, so instead of typing 30 lines you save them in run1.txt (Project Setup) and let the explorer read them. Redirection is new here: &lt; file feeds a file to a program as if each line were typed. Windows PowerShell has no &lt;, and its pipe (|) would add an invisible byte-order mark to the first line, so the Build and Run block runs the command inside cmd with cmd /c, which has &lt;. Nothing is typed, so the terminal echoes nothing: the answers are missing from</w:t>
       </w:r>
       <w:r>
-        <w:t xml:space="preserve"> the screen, and each result follows its prompts on the same line. Run 1 shows exactly these lines and ends with exit code 0. The Sandbox and Path lines show your own folder ($env:USERNAME prints the user name that replaces </w:t>
+        <w:t xml:space="preserve"> the screen, and each result follows its prompts on the same line. Run 1 shows exactly these lines and ends with exit code 0. These are the C lines; each language prints its own folder name in place of c. The Sandbox and Path lines show your own folder ($env:USERNAME prints the user name that replaces </w:t>
       </w:r>
       <w:r>
         <w:rPr>
@@ -44082,7 +44500,7 @@
         <w:t>&lt;&lt;&lt;your $env:USERNAME&gt;&gt;&gt;</w:t>
       </w:r>
       <w:r>
-        <w:t>\spa\mini-file-explorer\sandbox.</w:t>
+        <w:t>\spa\mini-file-explorer\c\sandbox.</w:t>
       </w:r>
     </w:p>
     <w:p>
@@ -44105,7 +44523,7 @@
         <w:t>&lt;&lt;&lt;your $env:USERNAME&gt;&gt;&gt;</w:t>
       </w:r>
       <w:r>
-        <w:t>\spa\...\sandbox</w:t>
+        <w:t>\spa\...\c\sandbox</w:t>
       </w:r>
     </w:p>
     <w:p>
@@ -44138,7 +44556,7 @@
         <w:pStyle w:val="RequiredOutput"/>
       </w:pPr>
       <w:r>
-        <w:t>explorer&gt; File name: Text: Created sandbox\notes.txt</w:t>
+        <w:t>explorer&gt; File name: Text: Created c\sandbox\notes.txt</w:t>
       </w:r>
     </w:p>
     <w:p>
@@ -44146,7 +44564,7 @@
         <w:pStyle w:val="RequiredOutput"/>
       </w:pPr>
       <w:r>
-        <w:t>explorer&gt; File name: Line: Appended to sandbox\notes.txt</w:t>
+        <w:t>explorer&gt; File name: Line: Appended to c\sandbox\notes.txt</w:t>
       </w:r>
     </w:p>
     <w:p>
@@ -44154,7 +44572,7 @@
         <w:pStyle w:val="RequiredOutput"/>
       </w:pPr>
       <w:r>
-        <w:t>explorer&gt; File name: Contents of sandbox\notes.txt:</w:t>
+        <w:t>explorer&gt; File name: Contents of c\sandbox\notes.txt:</w:t>
       </w:r>
     </w:p>
     <w:p>
@@ -44178,7 +44596,7 @@
         <w:pStyle w:val="RequiredOutput"/>
       </w:pPr>
       <w:r>
-        <w:t>explorer&gt; File name: Text: Saved sandbox\notes.txt</w:t>
+        <w:t>explorer&gt; File name: Text: Saved c\sandbox\notes.txt</w:t>
       </w:r>
     </w:p>
     <w:p>
@@ -44203,7 +44621,7 @@
         <w:t>&lt;&lt;&lt;your $env:USERNAME&gt;&gt;&gt;</w:t>
       </w:r>
       <w:r>
-        <w:t>\spa\mini-file-explorer\sandbox\notes.txt</w:t>
+        <w:t>\spa\mini-file-explorer\c\sandbox\notes.txt</w:t>
       </w:r>
     </w:p>
     <w:p>
@@ -44235,7 +44653,7 @@
         <w:pStyle w:val="RequiredOutput"/>
       </w:pPr>
       <w:r>
-        <w:t>explorer&gt; File name: Copy name: Copied sandbox\notes.txt to sandbox\copy.txt</w:t>
+        <w:t>explorer&gt; File name: Copy name: Copied c\sandbox\notes.txt to c\sandbox\copy.txt</w:t>
       </w:r>
     </w:p>
     <w:p>
@@ -44243,7 +44661,7 @@
         <w:pStyle w:val="RequiredOutput"/>
       </w:pPr>
       <w:r>
-        <w:t>explorer&gt; File name: New name: Renamed: sandbox\copy.txt -&gt; sandbox\old.txt</w:t>
+        <w:t>explorer&gt; File name: New name: Renamed: c\sandbox\copy.txt -&gt; c\sandbox\old.txt</w:t>
       </w:r>
     </w:p>
     <w:p>
@@ -44251,7 +44669,7 @@
         <w:pStyle w:val="RequiredOutput"/>
       </w:pPr>
       <w:r>
-        <w:t>explorer&gt; File name: Folder: Moved old.txt from sandbox to sandbox\archive</w:t>
+        <w:t>explorer&gt; File name: Folder: Moved old.txt from c\sandbox to c\sandbox\archive</w:t>
       </w:r>
     </w:p>
     <w:p>
@@ -44259,7 +44677,7 @@
         <w:pStyle w:val="RequiredOutput"/>
       </w:pPr>
       <w:r>
-        <w:t>explorer&gt; Ends with: Searching sandbox for .txt files</w:t>
+        <w:t>explorer&gt; Ends with: Searching c\sandbox for .txt files</w:t>
       </w:r>
     </w:p>
     <w:p>
@@ -44267,7 +44685,7 @@
         <w:pStyle w:val="RequiredOutput"/>
       </w:pPr>
       <w:r>
-        <w:t>sandbox\archive\old.txt</w:t>
+        <w:t>c\sandbox\archive\old.txt</w:t>
       </w:r>
     </w:p>
     <w:p>
@@ -44275,7 +44693,7 @@
         <w:pStyle w:val="RequiredOutput"/>
       </w:pPr>
       <w:r>
-        <w:t>sandbox\inventory.txt</w:t>
+        <w:t>c\sandbox\inventory.txt</w:t>
       </w:r>
     </w:p>
     <w:p>
@@ -44283,7 +44701,7 @@
         <w:pStyle w:val="RequiredOutput"/>
       </w:pPr>
       <w:r>
-        <w:t>sandbox\notes.txt</w:t>
+        <w:t>c\sandbox\notes.txt</w:t>
       </w:r>
     </w:p>
     <w:p>
@@ -44299,7 +44717,7 @@
         <w:pStyle w:val="RequiredOutput"/>
       </w:pPr>
       <w:r>
-        <w:t>explorer&gt; File name: Deleted: sandbox\notes.txt</w:t>
+        <w:t>explorer&gt; File name: Deleted: c\sandbox\notes.txt</w:t>
       </w:r>
     </w:p>
     <w:p>
@@ -44346,7 +44764,7 @@
         <w:pStyle w:val="ListBullet"/>
       </w:pPr>
       <w:r>
-        <w:t>where and the first list prove the joining and the listing: your own folder, then mini-file-explorer, then sandbox, and its two entries, sorted, each with its kind.</w:t>
+        <w:t>where and the first list prove the joining and the listing: your own folder, then mini-file-explorer, then c and sandbox, and its two entries, sorted, each with its kind.</w:t>
       </w:r>
     </w:p>
     <w:p>
@@ -44417,7 +44835,7 @@
         <w:pStyle w:val="ListBullet"/>
       </w:pPr>
       <w:r>
-        <w:t>Typing a path instead of a name, such as sandbox\notes.txt. The explorer adds the sandbox itself, so it refuses the \; type notes.txt.</w:t>
+        <w:t>Typing a path instead of a name, such as .\c\sandbox\notes.txt. The explorer adds the sandbox itself, so it refuses the \; type notes.txt.</w:t>
       </w:r>
     </w:p>
     <w:p>
@@ -44664,7 +45082,7 @@
         <w:keepNext/>
       </w:pPr>
       <w:r>
-        <w:t>With the commands and answers shown after each prompt, and exit code 0:</w:t>
+        <w:t>With the commands and answers shown after each prompt, and exit code 0. These are the C lines; each language prints its own folder name in place of c.</w:t>
       </w:r>
     </w:p>
     <w:p>
@@ -44696,7 +45114,7 @@
         <w:keepNext/>
       </w:pPr>
       <w:r>
-        <w:t>sandbox\inventory.txt exists: yes</w:t>
+        <w:t>c\sandbox\inventory.txt exists: yes</w:t>
       </w:r>
     </w:p>
     <w:p>
@@ -44723,7 +45141,7 @@
         <w:keepNext/>
       </w:pPr>
       <w:r>
-        <w:t>sandbox\notes.txt exists: no</w:t>
+        <w:t>c\sandbox\notes.txt exists: no</w:t>
       </w:r>
     </w:p>
     <w:p>
@@ -44866,7 +45284,7 @@
     </w:p>
     <w:p>
       <w:r>
-        <w:t>Run it as in the typed run and type the commands and answers of the Required Challenge Output below: the file tiny.txt holds OK and its line ending, 4F 4B 0A in hexadecimal, and the delete leaves the sandbox as it was. With the Exercise as well, the output must match the Required Combined Output after it. Run 2 of Check Your Results must still match.</w:t>
+        <w:t>Run it as in the typed run and type the commands and answers of the Required Challenge Output below: the file tiny.txt holds OK and its line ending, 4F 4B 0A in hexadecimal, and the delete leaves the language's sandbox as it was. With the Exercise as well, the output must match the Required Combined Output after it. Run 2 of Check Your Results must still match.</w:t>
       </w:r>
     </w:p>
     <w:p>
@@ -44892,7 +45310,7 @@
         <w:keepNext/>
       </w:pPr>
       <w:r>
-        <w:t>With the commands and answers shown after each prompt, and exit code 0:</w:t>
+        <w:t>With the commands and answers shown after each prompt, and exit code 0. These are the C lines; each language prints its own folder name in place of c.</w:t>
       </w:r>
     </w:p>
     <w:p>
@@ -44933,7 +45351,7 @@
         <w:keepNext/>
       </w:pPr>
       <w:r>
-        <w:t>Created sandbox\tiny.txt</w:t>
+        <w:t>Created c\sandbox\tiny.txt</w:t>
       </w:r>
     </w:p>
     <w:p>
@@ -44996,7 +45414,7 @@
         <w:keepNext/>
       </w:pPr>
       <w:r>
-        <w:t>Deleted: sandbox\tiny.txt</w:t>
+        <w:t>Deleted: c\sandbox\tiny.txt</w:t>
       </w:r>
     </w:p>
     <w:p>
@@ -45039,7 +45457,7 @@
         <w:keepNext/>
       </w:pPr>
       <w:r>
-        <w:t>With the commands and answers shown after each prompt, and exit code 0:</w:t>
+        <w:t>With the commands and answers shown after each prompt, and exit code 0. These are the C lines; each language prints its own folder name in place of c.</w:t>
       </w:r>
     </w:p>
     <w:p>
@@ -45080,7 +45498,7 @@
         <w:keepNext/>
       </w:pPr>
       <w:r>
-        <w:t>Created sandbox\tiny.txt</w:t>
+        <w:t>Created c\sandbox\tiny.txt</w:t>
       </w:r>
     </w:p>
     <w:p>
@@ -45143,7 +45561,7 @@
         <w:keepNext/>
       </w:pPr>
       <w:r>
-        <w:t>Deleted: sandbox\tiny.txt</w:t>
+        <w:t>Deleted: c\sandbox\tiny.txt</w:t>
       </w:r>
     </w:p>
     <w:p>
@@ -45170,7 +45588,7 @@
         <w:keepNext/>
       </w:pPr>
       <w:r>
-        <w:t>sandbox\tiny.txt exists: no</w:t>
+        <w:t>c\sandbox\tiny.txt exists: no</w:t>
       </w:r>
     </w:p>
     <w:p>
@@ -45488,31 +45906,31 @@
       </w:rPr>
     </w:lvl>
   </w:abstractNum>
-  <w:num w:numId="1" w16cid:durableId="647245574">
+  <w:num w:numId="1" w16cid:durableId="2036732434">
     <w:abstractNumId w:val="8"/>
   </w:num>
-  <w:num w:numId="2" w16cid:durableId="724916294">
+  <w:num w:numId="2" w16cid:durableId="257763378">
     <w:abstractNumId w:val="6"/>
   </w:num>
-  <w:num w:numId="3" w16cid:durableId="436948809">
+  <w:num w:numId="3" w16cid:durableId="1835754520">
     <w:abstractNumId w:val="5"/>
   </w:num>
-  <w:num w:numId="4" w16cid:durableId="1041514987">
+  <w:num w:numId="4" w16cid:durableId="1553497595">
     <w:abstractNumId w:val="4"/>
   </w:num>
-  <w:num w:numId="5" w16cid:durableId="1294754801">
+  <w:num w:numId="5" w16cid:durableId="111632890">
     <w:abstractNumId w:val="7"/>
   </w:num>
-  <w:num w:numId="6" w16cid:durableId="1631593854">
+  <w:num w:numId="6" w16cid:durableId="571238459">
     <w:abstractNumId w:val="3"/>
   </w:num>
-  <w:num w:numId="7" w16cid:durableId="1714429273">
+  <w:num w:numId="7" w16cid:durableId="1561600988">
     <w:abstractNumId w:val="2"/>
   </w:num>
-  <w:num w:numId="8" w16cid:durableId="1437212219">
+  <w:num w:numId="8" w16cid:durableId="987903131">
     <w:abstractNumId w:val="1"/>
   </w:num>
-  <w:num w:numId="9" w16cid:durableId="2043747888">
+  <w:num w:numId="9" w16cid:durableId="279606533">
     <w:abstractNumId w:val="0"/>
   </w:num>
 </w:numbering>

--- a/Volume 1/Chapter 03 - File Handling/SPA_Vol1_Ch3_Project1_Mini_File_Explorer.docx
+++ b/Volume 1/Chapter 03 - File Handling/SPA_Vol1_Ch3_Project1_Mini_File_Explorer.docx
@@ -486,6 +486,7 @@
         <w:pStyle w:val="ListBullet"/>
       </w:pPr>
       <w:r>
+        <w:lastRenderedPageBreak/>
         <w:t>A command loop repeats while a bool, running, stays true. Each pass shows the prompt explorer&gt;, reads one command, runs it, and comes back. Only quit sets running to false. When input has ended, every language's read function returns empty text, and empty text closes the explorer as quit does, so the loop can never keep asking forever.</w:t>
       </w:r>
     </w:p>
@@ -997,6 +998,7 @@
         <w:pStyle w:val="CommandBlock"/>
       </w:pPr>
       <w:r>
+        <w:lastRenderedPageBreak/>
         <w:t xml:space="preserve">  typescript/tsconfig.json</w:t>
       </w:r>
     </w:p>
@@ -2472,10 +2474,10 @@
     </w:p>
     <w:p>
       <w:r>
-        <w:t>Start with the explorer's shape in one file: the command loop and four commands, where, list, read, and write. read_answer shows each prompt, is_plain_name checks a name, read_path joins a checked name to the sandbox, and list_sandbox lists the sandbox with Lesson 2.13's opendir, readdir, and swap sort. The loop reads a command, and an else-if chain with strcmp picks its branch: where joins the working directory and the sandbox, read opens the file with fopen and fread, and write opens it with "wb" and fpri</w:t>
-      </w:r>
-      <w:r>
-        <w:t>ntf. Every step is commented, so read the comments as you type it.</w:t>
+        <w:t>Start with the explorer's shape in one file: the command loop and four commands, where, list, read, and write. read_answer shows each prompt, is_plain_name checks a name, read_path joins a checked name to the sandbox, and list_sandbox lists the sandbox with Lesson 2.13's opendir and readdir and Lesson 3.11's swap sort. The loop reads a command, and an else-if chain with strcmp picks its branch: where joins the working directory and the sandbox, read opens the file with fopen and fread, and write opens it wi</w:t>
+      </w:r>
+      <w:r>
+        <w:t>th "wb" and fprintf. Every step is commented, so read the comments as you type it.</w:t>
       </w:r>
     </w:p>
     <w:p>
@@ -3112,23 +3114,23 @@
         <w:pStyle w:val="SourceCode"/>
       </w:pPr>
       <w:r>
-        <w:t>// count. Remember, opendir and readdir list a folder, the system promises</w:t>
-      </w:r>
-    </w:p>
-    <w:p>
-      <w:pPr>
-        <w:pStyle w:val="SourceCode"/>
-      </w:pPr>
-      <w:r>
-        <w:t>// no order, so the swap sort orders the names, and S_ISDIR tells a</w:t>
-      </w:r>
-    </w:p>
-    <w:p>
-      <w:pPr>
-        <w:pStyle w:val="SourceCode"/>
-      </w:pPr>
-      <w:r>
-        <w:t>// directory from a file.</w:t>
+        <w:t>// count; entries holds at most 32 names, and any more are left out.</w:t>
+      </w:r>
+    </w:p>
+    <w:p>
+      <w:pPr>
+        <w:pStyle w:val="SourceCode"/>
+      </w:pPr>
+      <w:r>
+        <w:t>// Remember, readdir lists in no promised order, so the swap sort orders</w:t>
+      </w:r>
+    </w:p>
+    <w:p>
+      <w:pPr>
+        <w:pStyle w:val="SourceCode"/>
+      </w:pPr>
+      <w:r>
+        <w:t>// the names, and S_ISDIR tells a directory from a file.</w:t>
       </w:r>
     </w:p>
     <w:p>
@@ -3498,15 +3500,15 @@
         <w:pStyle w:val="SourceCode"/>
       </w:pPr>
       <w:r>
-        <w:t xml:space="preserve">    // Remember, snprintf joins texts into an array; %s%s%s takes any</w:t>
-      </w:r>
-    </w:p>
-    <w:p>
-      <w:pPr>
-        <w:pStyle w:val="SourceCode"/>
-      </w:pPr>
-      <w:r>
-        <w:t xml:space="preserve">    // number of parts, here three: c, the separator, and sandbox.</w:t>
+        <w:t xml:space="preserve">    // Remember, snprintf joins texts into an array, one %s per part, here</w:t>
+      </w:r>
+    </w:p>
+    <w:p>
+      <w:pPr>
+        <w:pStyle w:val="SourceCode"/>
+      </w:pPr>
+      <w:r>
+        <w:t xml:space="preserve">    // three: c, the separator, and sandbox.</w:t>
       </w:r>
     </w:p>
     <w:p>
@@ -3756,15 +3758,15 @@
         <w:pStyle w:val="SourceCode"/>
       </w:pPr>
       <w:r>
-        <w:t xml:space="preserve">            // fails, fread copies the text and returns how many characters</w:t>
-      </w:r>
-    </w:p>
-    <w:p>
-      <w:pPr>
-        <w:pStyle w:val="SourceCode"/>
-      </w:pPr>
-      <w:r>
-        <w:t xml:space="preserve">            // it read, and fclose releases the file.</w:t>
+        <w:t xml:space="preserve">            // fails, fread copies up to 1023 characters (one place is kept</w:t>
+      </w:r>
+    </w:p>
+    <w:p>
+      <w:pPr>
+        <w:pStyle w:val="SourceCode"/>
+      </w:pPr>
+      <w:r>
+        <w:t xml:space="preserve">            // for the '\0') and returns how many, and fclose releases it.</w:t>
       </w:r>
     </w:p>
     <w:p>
@@ -3900,15 +3902,15 @@
         <w:pStyle w:val="SourceCode"/>
       </w:pPr>
       <w:r>
-        <w:t xml:space="preserve">            // Remember, "wb" creates or empties the file; the typed text</w:t>
-      </w:r>
-    </w:p>
-    <w:p>
-      <w:pPr>
-        <w:pStyle w:val="SourceCode"/>
-      </w:pPr>
-      <w:r>
-        <w:t xml:space="preserve">            // gets its line ending here.</w:t>
+        <w:t xml:space="preserve">            // Remember, "wb" creates or empties the file, and b keeps '\n'</w:t>
+      </w:r>
+    </w:p>
+    <w:p>
+      <w:pPr>
+        <w:pStyle w:val="SourceCode"/>
+      </w:pPr>
+      <w:r>
+        <w:t xml:space="preserve">            // as one byte; the typed text gets its line ending here.</w:t>
       </w:r>
     </w:p>
     <w:p>
@@ -4542,10 +4544,10 @@
     </w:p>
     <w:p>
       <w:r>
-        <w:t>The production-minded version keeps the same loop and adds every other command, each one a function a Chapter 3 lesson built, organized into a module and an entry file, as Lesson 2.10 did. explorer.h declares the public functions; explorer.c holds their bodies and the private helpers they share (file_exists, is_directory, write_with_mode, list_entries, collect_files, name_of, and ends_with, all static); main.c holds read_answer, read_name, one run_ function per command, and the loop. Each function keeps its</w:t>
-      </w:r>
-      <w:r>
-        <w:t xml:space="preserve"> lesson's return codes: read_text_file and create_text_file return errno's value, which report_failure turns into its message, and the others return 1 (move_file also 2) for their own refusal, which main.c prints with the same words the other languages' functions carry.</w:t>
+        <w:t>The production-minded version keeps the same loop and adds every other command, each one a function a Chapter 3 lesson built, organized into a module and an entry file, as Lesson 2.10 did. explorer.h declares the public functions; explorer.c holds their bodies and the private helpers they share (file_exists, write_with_mode, list_entries, collect_files, name_of, and ends_with, all static); main.c holds read_answer, read_name, one run_ function per command, and the loop. Each function keeps its lesson's retu</w:t>
+      </w:r>
+      <w:r>
+        <w:t>rn codes: read_text_file and create_text_file return errno's value, which report_failure turns into its message, and the others return 1 (move_file also 2) for their own refusal, which main.c prints with the same words the other languages' functions carry.</w:t>
       </w:r>
     </w:p>
     <w:p>
@@ -4567,40 +4569,40 @@
         <w:keepNext/>
       </w:pPr>
       <w:r>
-        <w:t>// The explorer module's header: the functions main.c may call. Their</w:t>
-      </w:r>
-    </w:p>
-    <w:p>
-      <w:pPr>
-        <w:pStyle w:val="SourceCode"/>
-        <w:keepNext/>
-      </w:pPr>
-      <w:r>
-        <w:t>// bodies, and the private helpers they share, are in explorer.c. Each</w:t>
-      </w:r>
-    </w:p>
-    <w:p>
-      <w:pPr>
-        <w:pStyle w:val="SourceCode"/>
-      </w:pPr>
-      <w:r>
-        <w:t>// function that can fail returns a code: 0 when it worked, a positive</w:t>
-      </w:r>
-    </w:p>
-    <w:p>
-      <w:pPr>
-        <w:pStyle w:val="SourceCode"/>
-      </w:pPr>
-      <w:r>
-        <w:t>// code for a refusal it checked for itself, and -1 when the system call</w:t>
-      </w:r>
-    </w:p>
-    <w:p>
-      <w:pPr>
-        <w:pStyle w:val="SourceCode"/>
-      </w:pPr>
-      <w:r>
-        <w:t>// failed.</w:t>
+        <w:t>// The explorer module's header: the functions main.c may call; their</w:t>
+      </w:r>
+    </w:p>
+    <w:p>
+      <w:pPr>
+        <w:pStyle w:val="SourceCode"/>
+        <w:keepNext/>
+      </w:pPr>
+      <w:r>
+        <w:t>// bodies and private helpers are in explorer.c. A function that can fail</w:t>
+      </w:r>
+    </w:p>
+    <w:p>
+      <w:pPr>
+        <w:pStyle w:val="SourceCode"/>
+      </w:pPr>
+      <w:r>
+        <w:t>// returns 0 when it worked, a positive code for a refusal it checked for</w:t>
+      </w:r>
+    </w:p>
+    <w:p>
+      <w:pPr>
+        <w:pStyle w:val="SourceCode"/>
+      </w:pPr>
+      <w:r>
+        <w:t>// itself, or -1 when the system call failed; read and create return errno,</w:t>
+      </w:r>
+    </w:p>
+    <w:p>
+      <w:pPr>
+        <w:pStyle w:val="SourceCode"/>
+      </w:pPr>
+      <w:r>
+        <w:t>// and find_files the count found, -1 for a missing folder, -2 for a failure.</w:t>
       </w:r>
     </w:p>
     <w:p>
@@ -4732,7 +4734,7 @@
         <w:pStyle w:val="SourceCode"/>
       </w:pPr>
       <w:r>
-        <w:t>// the safe save. read_text_file and create_text_file return 0 or errno.</w:t>
+        <w:t>// the safe save, a bool: true when saved, false after its Error line.</w:t>
       </w:r>
     </w:p>
     <w:p>
@@ -5435,7 +5437,7 @@
         <w:pStyle w:val="SourceCode"/>
       </w:pPr>
       <w:r>
-        <w:t>// Remember, stat returns 0 when it finds the path.</w:t>
+        <w:t>// Remember, stat returns 0 when it finds the path; static = this file only.</w:t>
       </w:r>
     </w:p>
     <w:p>
@@ -5533,23 +5535,23 @@
         <w:pStyle w:val="SourceCode"/>
       </w:pPr>
       <w:r>
-        <w:t>// Lesson 3.19's report_failure. Remember, errno holds the error number of</w:t>
-      </w:r>
-    </w:p>
-    <w:p>
-      <w:pPr>
-        <w:pStyle w:val="SourceCode"/>
-      </w:pPr>
-      <w:r>
-        <w:t>// the failure, and each kind gets its own message; not found on a write</w:t>
-      </w:r>
-    </w:p>
-    <w:p>
-      <w:pPr>
-        <w:pStyle w:val="SourceCode"/>
-      </w:pPr>
-      <w:r>
-        <w:t>// or create means the folder is missing.</w:t>
+        <w:t>// Lesson 3.19's report_failure. Remember, errno says why; each kind gets</w:t>
+      </w:r>
+    </w:p>
+    <w:p>
+      <w:pPr>
+        <w:pStyle w:val="SourceCode"/>
+      </w:pPr>
+      <w:r>
+        <w:t>// its own message, and strerror gives the system's words for any other.</w:t>
+      </w:r>
+    </w:p>
+    <w:p>
+      <w:pPr>
+        <w:pStyle w:val="SourceCode"/>
+      </w:pPr>
+      <w:r>
+        <w:t>// Not found on a write or create means the folder is missing.</w:t>
       </w:r>
     </w:p>
     <w:p>
@@ -5706,15 +5708,15 @@
         <w:pStyle w:val="SourceCode"/>
       </w:pPr>
       <w:r>
-        <w:t>// Lesson 3.19's read_text_file: returns 0, or the error number. Remember,</w:t>
-      </w:r>
-    </w:p>
-    <w:p>
-      <w:pPr>
-        <w:pStyle w:val="SourceCode"/>
-      </w:pPr>
-      <w:r>
-        <w:t>// C closes a file only by calling fclose, on every way out.</w:t>
+        <w:t>// Lesson 3.19's read_text_file: 0 or the error number. Remember, EFBIG</w:t>
+      </w:r>
+    </w:p>
+    <w:p>
+      <w:pPr>
+        <w:pStyle w:val="SourceCode"/>
+      </w:pPr>
+      <w:r>
+        <w:t>// (too large) means fgetc found more than fits; fclose on every way out.</w:t>
       </w:r>
     </w:p>
     <w:p>
@@ -7784,15 +7786,15 @@
         <w:pStyle w:val="SourceCode"/>
       </w:pPr>
       <w:r>
-        <w:t>// files is full. Remember, it calls itself on each subdirectory, and a</w:t>
-      </w:r>
-    </w:p>
-    <w:p>
-      <w:pPr>
-        <w:pStyle w:val="SourceCode"/>
-      </w:pPr>
-      <w:r>
-        <w:t>// file is the base case; *count changes the caller's count.</w:t>
+        <w:t>// files is full. Remember, it calls itself on each subdirectory, a folder</w:t>
+      </w:r>
+    </w:p>
+    <w:p>
+      <w:pPr>
+        <w:pStyle w:val="SourceCode"/>
+      </w:pPr>
+      <w:r>
+        <w:t>// with no subfolders is the base case, and *count is the caller's count.</w:t>
       </w:r>
     </w:p>
     <w:p>
@@ -9086,15 +9088,15 @@
         <w:pStyle w:val="SourceCode"/>
       </w:pPr>
       <w:r>
-        <w:t>// refusal, and main prints the matching message, the same words the other</w:t>
-      </w:r>
-    </w:p>
-    <w:p>
-      <w:pPr>
-        <w:pStyle w:val="SourceCode"/>
-      </w:pPr>
-      <w:r>
-        <w:t>// languages' functions carry; -1 means the system call failed.</w:t>
+        <w:t>// refusal, and each run_ function prints the matching message, the same</w:t>
+      </w:r>
+    </w:p>
+    <w:p>
+      <w:pPr>
+        <w:pStyle w:val="SourceCode"/>
+      </w:pPr>
+      <w:r>
+        <w:t>// words the other languages' functions carry; -1 means the call failed.</w:t>
       </w:r>
     </w:p>
     <w:p>
@@ -13784,7 +13786,7 @@
         <w:pStyle w:val="SourceCode"/>
       </w:pPr>
       <w:r>
-        <w:t>// kind of failure, built here from errno.</w:t>
+        <w:t>// kind of failure, built here from errno; static = this file only.</w:t>
       </w:r>
     </w:p>
     <w:p>
@@ -15379,15 +15381,15 @@
         <w:pStyle w:val="SourceCode"/>
       </w:pPr>
       <w:r>
-        <w:t>// subdirectory, a file is the base case, and &amp; makes files the caller's</w:t>
-      </w:r>
-    </w:p>
-    <w:p>
-      <w:pPr>
-        <w:pStyle w:val="SourceCode"/>
-      </w:pPr>
-      <w:r>
-        <w:t>// own vector.</w:t>
+        <w:t>// subdirectory, a folder with no subfolders is the base case, and &amp; makes</w:t>
+      </w:r>
+    </w:p>
+    <w:p>
+      <w:pPr>
+        <w:pStyle w:val="SourceCode"/>
+      </w:pPr>
+      <w:r>
+        <w:t>// files the caller's own vector.</w:t>
       </w:r>
     </w:p>
     <w:p>
@@ -18931,31 +18933,31 @@
         <w:pStyle w:val="SourceCode"/>
       </w:pPr>
       <w:r>
-        <w:t xml:space="preserve">    // Prints every entry directly inside the sandbox with its kind, then</w:t>
-      </w:r>
-    </w:p>
-    <w:p>
-      <w:pPr>
-        <w:pStyle w:val="SourceCode"/>
-      </w:pPr>
-      <w:r>
-        <w:t xml:space="preserve">    // the count. Remember, GetFileSystemEntries lists the folder as joined</w:t>
-      </w:r>
-    </w:p>
-    <w:p>
-      <w:pPr>
-        <w:pStyle w:val="SourceCode"/>
-      </w:pPr>
-      <w:r>
-        <w:t xml:space="preserve">    // paths in no promised order, so Array.Sort orders them, and</w:t>
-      </w:r>
-    </w:p>
-    <w:p>
-      <w:pPr>
-        <w:pStyle w:val="SourceCode"/>
-      </w:pPr>
-      <w:r>
-        <w:t xml:space="preserve">    // Directory.Exists is true only for a directory.</w:t>
+        <w:t xml:space="preserve">    // Prints each entry directly inside the sandbox with its kind, then the</w:t>
+      </w:r>
+    </w:p>
+    <w:p>
+      <w:pPr>
+        <w:pStyle w:val="SourceCode"/>
+      </w:pPr>
+      <w:r>
+        <w:t xml:space="preserve">    // count. Remember, GetFileSystemEntries lists joined paths in no promised</w:t>
+      </w:r>
+    </w:p>
+    <w:p>
+      <w:pPr>
+        <w:pStyle w:val="SourceCode"/>
+      </w:pPr>
+      <w:r>
+        <w:t xml:space="preserve">    // order; Array.Sort with StringComparer.Ordinal sorts by character code,</w:t>
+      </w:r>
+    </w:p>
+    <w:p>
+      <w:pPr>
+        <w:pStyle w:val="SourceCode"/>
+      </w:pPr>
+      <w:r>
+        <w:t xml:space="preserve">    // Directory.Exists is true for a folder, and GetFileName keeps the name.</w:t>
       </w:r>
     </w:p>
     <w:p>
@@ -20271,15 +20273,15 @@
         <w:pStyle w:val="SourceCode"/>
       </w:pPr>
       <w:r>
-        <w:t>// the method a Chapter 3 lesson built, plus the rule that keeps every name</w:t>
-      </w:r>
-    </w:p>
-    <w:p>
-      <w:pPr>
-        <w:pStyle w:val="SourceCode"/>
-      </w:pPr>
-      <w:r>
-        <w:t>// inside the sandbox. It reads no input; Program.cs talks to the user.</w:t>
+        <w:t>// a Chapter 3 lesson's method, plus the sandbox rule; Program.cs talks to</w:t>
+      </w:r>
+    </w:p>
+    <w:p>
+      <w:pPr>
+        <w:pStyle w:val="SourceCode"/>
+      </w:pPr>
+      <w:r>
+        <w:t>// the user. Remember, public for callers, private inside the class.</w:t>
       </w:r>
     </w:p>
     <w:p>
@@ -22170,7 +22172,7 @@
         <w:pStyle w:val="SourceCode"/>
       </w:pPr>
       <w:r>
-        <w:t xml:space="preserve">    // subdirectory, and a file is the base case.</w:t>
+        <w:t xml:space="preserve">    // subdirectory, and a folder with no subfolders is the base case.</w:t>
       </w:r>
     </w:p>
     <w:p>
@@ -26972,15 +26974,15 @@
         <w:pStyle w:val="SourceCode"/>
       </w:pPr>
       <w:r>
-        <w:t xml:space="preserve">            // Remember, os.WriteFile creates or empties the file; the typed</w:t>
-      </w:r>
-    </w:p>
-    <w:p>
-      <w:pPr>
-        <w:pStyle w:val="SourceCode"/>
-      </w:pPr>
-      <w:r>
-        <w:t xml:space="preserve">            // text gets its line ending here.</w:t>
+        <w:t xml:space="preserve">            // Remember, os.WriteFile creates or empties the file, 0644 sets the</w:t>
+      </w:r>
+    </w:p>
+    <w:p>
+      <w:pPr>
+        <w:pStyle w:val="SourceCode"/>
+      </w:pPr>
+      <w:r>
+        <w:t xml:space="preserve">            // Linux and macOS permissions Windows ignores; "\n" ends the line.</w:t>
       </w:r>
     </w:p>
     <w:p>
@@ -28180,7 +28182,7 @@
         <w:pStyle w:val="SourceCode"/>
       </w:pPr>
       <w:r>
-        <w:t>// file.Close() when the function returns, whichever return it takes.</w:t>
+        <w:t>// file.Close() on whichever return it takes, and := needs one new name.</w:t>
       </w:r>
     </w:p>
     <w:p>
@@ -29459,15 +29461,15 @@
         <w:pStyle w:val="SourceCode"/>
       </w:pPr>
       <w:r>
-        <w:t>// subdirectory, a file is the base case, and append's result is stored</w:t>
-      </w:r>
-    </w:p>
-    <w:p>
-      <w:pPr>
-        <w:pStyle w:val="SourceCode"/>
-      </w:pPr>
-      <w:r>
-        <w:t>// back.</w:t>
+        <w:t>// subdirectory, a folder with no subfolders is the base case, and</w:t>
+      </w:r>
+    </w:p>
+    <w:p>
+      <w:pPr>
+        <w:pStyle w:val="SourceCode"/>
+      </w:pPr>
+      <w:r>
+        <w:t>// append's result is stored back.</w:t>
       </w:r>
     </w:p>
     <w:p>
@@ -33360,15 +33362,15 @@
         <w:pStyle w:val="SourceCode"/>
       </w:pPr>
       <w:r>
-        <w:t xml:space="preserve">            # Remember, write_text creates or empties the file; the typed</w:t>
-      </w:r>
-    </w:p>
-    <w:p>
-      <w:pPr>
-        <w:pStyle w:val="SourceCode"/>
-      </w:pPr>
-      <w:r>
-        <w:t xml:space="preserve">            # text gets its line ending here.</w:t>
+        <w:t xml:space="preserve">            # Remember, write_text creates or empties the file, and</w:t>
+      </w:r>
+    </w:p>
+    <w:p>
+      <w:pPr>
+        <w:pStyle w:val="SourceCode"/>
+      </w:pPr>
+      <w:r>
+        <w:t xml:space="preserve">            # newline="\n" keeps "\n" as one byte; the line ending is added here.</w:t>
       </w:r>
     </w:p>
     <w:p>
@@ -35242,7 +35244,7 @@
         <w:pStyle w:val="SourceCode"/>
       </w:pPr>
       <w:r>
-        <w:t># subdirectory, and a file is the base case.</w:t>
+        <w:t># subdirectory, and a folder with no subfolders is the base case.</w:t>
       </w:r>
     </w:p>
     <w:p>
@@ -37789,7 +37791,7 @@
         <w:pStyle w:val="ListBullet"/>
       </w:pPr>
       <w:r>
-        <w:t>import explorer runs explorer.py once and makes it usable under its name, like import sys; from explorer import ... would also work, but thirteen names make a long line.</w:t>
+        <w:t>import explorer runs explorer.py once and makes it usable under its name, like import sys; from explorer import ... would also work, but fifteen names make a long line.</w:t>
       </w:r>
     </w:p>
     <w:p>
@@ -39478,15 +39480,15 @@
         <w:keepNext/>
       </w:pPr>
       <w:r>
-        <w:t>// the function a Chapter 3 lesson built, plus the rule that keeps every</w:t>
-      </w:r>
-    </w:p>
-    <w:p>
-      <w:pPr>
-        <w:pStyle w:val="SourceCode"/>
-      </w:pPr>
-      <w:r>
-        <w:t>// name inside the sandbox. It reads no input; main.ts talks to the user.</w:t>
+        <w:t>// a Chapter 3 lesson's function, plus the sandbox rule; main.ts talks to</w:t>
+      </w:r>
+    </w:p>
+    <w:p>
+      <w:pPr>
+        <w:pStyle w:val="SourceCode"/>
+      </w:pPr>
+      <w:r>
+        <w:t>// the user. Remember, export to share: an unmarked name stays in this file.</w:t>
       </w:r>
     </w:p>
     <w:p>
@@ -40902,7 +40904,7 @@
         <w:pStyle w:val="SourceCode"/>
       </w:pPr>
       <w:r>
-        <w:t>// subdirectory, and a file is the base case.</w:t>
+        <w:t>// subdirectory, and a folder with no subfolders is the base case.</w:t>
       </w:r>
     </w:p>
     <w:p>
@@ -41140,23 +41142,23 @@
         <w:keepNext/>
       </w:pPr>
       <w:r>
-        <w:t>// command. Every file operation comes from the explorer module.</w:t>
-      </w:r>
-    </w:p>
-    <w:p>
-      <w:pPr>
-        <w:pStyle w:val="SourceCode"/>
-      </w:pPr>
-      <w:r>
-        <w:t>// Remember, import * as explorer makes every exported name usable as</w:t>
-      </w:r>
-    </w:p>
-    <w:p>
-      <w:pPr>
-        <w:pStyle w:val="SourceCode"/>
-      </w:pPr>
-      <w:r>
-        <w:t>// explorer.name; node:path joins paths, and node:readline reads lines.</w:t>
+        <w:t>// command; every file operation comes from "./explorer.js" (.js: node runs</w:t>
+      </w:r>
+    </w:p>
+    <w:p>
+      <w:pPr>
+        <w:pStyle w:val="SourceCode"/>
+      </w:pPr>
+      <w:r>
+        <w:t>// the compiled file). Remember, import * as explorer makes every exported</w:t>
+      </w:r>
+    </w:p>
+    <w:p>
+      <w:pPr>
+        <w:pStyle w:val="SourceCode"/>
+      </w:pPr>
+      <w:r>
+        <w:t>// name usable as explorer.name; node:path joins, node:readline reads lines.</w:t>
       </w:r>
     </w:p>
     <w:p>
@@ -44859,7 +44861,7 @@
         <w:pStyle w:val="ListBullet"/>
       </w:pPr>
       <w:r>
-        <w:t>Running from the wrong folder. The sandbox is found from the working directory, so from any other folder list prints an Error line and every file command is refused.</w:t>
+        <w:t>Running from the wrong folder. The sandbox is found from the working directory, so from any other folder every file command is refused, and list prints an Error line (the C++, C#, Python, and TypeScript Basic versions stop with an uncaught error instead, because nothing catches it there).</w:t>
       </w:r>
     </w:p>
     <w:p>
@@ -45906,31 +45908,31 @@
       </w:rPr>
     </w:lvl>
   </w:abstractNum>
-  <w:num w:numId="1" w16cid:durableId="2036732434">
+  <w:num w:numId="1" w16cid:durableId="188686387">
     <w:abstractNumId w:val="8"/>
   </w:num>
-  <w:num w:numId="2" w16cid:durableId="257763378">
+  <w:num w:numId="2" w16cid:durableId="283582163">
     <w:abstractNumId w:val="6"/>
   </w:num>
-  <w:num w:numId="3" w16cid:durableId="1835754520">
+  <w:num w:numId="3" w16cid:durableId="457377170">
     <w:abstractNumId w:val="5"/>
   </w:num>
-  <w:num w:numId="4" w16cid:durableId="1553497595">
+  <w:num w:numId="4" w16cid:durableId="933783440">
     <w:abstractNumId w:val="4"/>
   </w:num>
-  <w:num w:numId="5" w16cid:durableId="111632890">
+  <w:num w:numId="5" w16cid:durableId="171916090">
     <w:abstractNumId w:val="7"/>
   </w:num>
-  <w:num w:numId="6" w16cid:durableId="571238459">
+  <w:num w:numId="6" w16cid:durableId="366688564">
     <w:abstractNumId w:val="3"/>
   </w:num>
-  <w:num w:numId="7" w16cid:durableId="1561600988">
+  <w:num w:numId="7" w16cid:durableId="1472475990">
     <w:abstractNumId w:val="2"/>
   </w:num>
-  <w:num w:numId="8" w16cid:durableId="987903131">
+  <w:num w:numId="8" w16cid:durableId="581793696">
     <w:abstractNumId w:val="1"/>
   </w:num>
-  <w:num w:numId="9" w16cid:durableId="279606533">
+  <w:num w:numId="9" w16cid:durableId="847401098">
     <w:abstractNumId w:val="0"/>
   </w:num>
 </w:numbering>
